--- a/Fase 2/Evidencias Grupales/2.6_GuiaEstudiante_Fase 2_Informe Final Proyecto APT.docx
+++ b/Fase 2/Evidencias Grupales/2.6_GuiaEstudiante_Fase 2_Informe Final Proyecto APT.docx
@@ -704,20 +704,39 @@
           </w:tcPr>
           <w:p>
             <w:pPr>
-              <w:rPr>
-                <w:b/>
-              </w:rPr>
-            </w:pPr>
-            <w:r>
-              <w:rPr>
-                <w:rFonts w:ascii="Calibri" w:hAnsi="Calibri" w:cs="Arial"/>
-                <w:i/>
-                <w:color w:val="548DD4"/>
-                <w:sz w:val="20"/>
-                <w:szCs w:val="20"/>
-                <w:lang w:eastAsia="es-CL"/>
-              </w:rPr>
-              <w:t>Escribe el nombre de tu Proyecto APT.</w:t>
+              <w:spacing w:before="0" w:after="60" w:line="240" w:lineRule="auto"/>
+              <w:jc w:val="both"/>
+            </w:pPr>
+            <w:r>
+              <w:rPr>
+                <w:rFonts w:ascii="Calibri" w:hAnsi="Calibri" w:cs="Calibri"/>
+                <w:b/>
+                <w:i w:val="0"/>
+                <w:sz w:val="20"/>
+              </w:rPr>
+              <w:t>Walkan</w:t>
+            </w:r>
+            <w:r>
+              <w:rPr>
+                <w:rFonts w:ascii="Calibri" w:hAnsi="Calibri" w:cs="Calibri"/>
+                <w:b w:val="0"/>
+                <w:i w:val="0"/>
+                <w:sz w:val="20"/>
+              </w:rPr>
+              <w:t>: punto de venta con gestión de inventario y reabastecimiento predictivo para almacenes de barrio, que sigue vendiendo aunque se corte internet.</w:t>
+            </w:r>
+          </w:p>
+          <w:p>
+            <w:pPr>
+              <w:spacing w:after="0" w:before="0"/>
+              <w:rPr>
+                <w:sz w:val="4"/>
+              </w:rPr>
+            </w:pPr>
+            <w:r>
+              <w:rPr>
+                <w:sz w:val="4"/>
+              </w:rPr>
             </w:r>
           </w:p>
         </w:tc>
@@ -754,42 +773,90 @@
           </w:tcPr>
           <w:p>
             <w:pPr>
-              <w:rPr>
-                <w:b/>
-              </w:rPr>
-            </w:pPr>
-            <w:r>
-              <w:rPr>
-                <w:rFonts w:ascii="Calibri" w:hAnsi="Calibri" w:cs="Arial"/>
-                <w:i/>
-                <w:color w:val="548DD4"/>
-                <w:sz w:val="20"/>
-                <w:szCs w:val="20"/>
-                <w:lang w:eastAsia="es-CL"/>
-              </w:rPr>
-              <w:t xml:space="preserve">Menciona la(s) área(s) de desempeño de tu Plan de Estudio que </w:t>
-            </w:r>
-            <w:r>
-              <w:rPr>
-                <w:rFonts w:ascii="Calibri" w:hAnsi="Calibri" w:cs="Arial"/>
-                <w:i/>
-                <w:color w:val="548DD4"/>
-                <w:sz w:val="20"/>
-                <w:szCs w:val="20"/>
-                <w:lang w:eastAsia="es-CL"/>
-              </w:rPr>
-              <w:t xml:space="preserve">abordaron </w:t>
-            </w:r>
-            <w:r>
-              <w:rPr>
-                <w:rFonts w:ascii="Calibri" w:hAnsi="Calibri" w:cs="Arial"/>
-                <w:i/>
-                <w:color w:val="548DD4"/>
-                <w:sz w:val="20"/>
-                <w:szCs w:val="20"/>
-                <w:lang w:eastAsia="es-CL"/>
-              </w:rPr>
-              <w:t>tu Proyecto APT.</w:t>
+              <w:spacing w:before="0" w:after="20" w:line="240" w:lineRule="auto"/>
+              <w:ind w:left="200" w:hanging="160"/>
+              <w:jc w:val="left"/>
+            </w:pPr>
+            <w:r>
+              <w:rPr>
+                <w:rFonts w:ascii="Calibri" w:hAnsi="Calibri" w:cs="Calibri"/>
+                <w:b w:val="0"/>
+                <w:i w:val="0"/>
+                <w:sz w:val="20"/>
+              </w:rPr>
+              <w:t xml:space="preserve">• </w:t>
+            </w:r>
+            <w:r>
+              <w:rPr>
+                <w:rFonts w:ascii="Calibri" w:hAnsi="Calibri" w:cs="Calibri"/>
+                <w:b w:val="0"/>
+                <w:i w:val="0"/>
+                <w:sz w:val="20"/>
+              </w:rPr>
+              <w:t>Desarrollo y Arquitectura de Software.</w:t>
+            </w:r>
+          </w:p>
+          <w:p>
+            <w:pPr>
+              <w:spacing w:before="0" w:after="20" w:line="240" w:lineRule="auto"/>
+              <w:ind w:left="200" w:hanging="160"/>
+              <w:jc w:val="left"/>
+            </w:pPr>
+            <w:r>
+              <w:rPr>
+                <w:rFonts w:ascii="Calibri" w:hAnsi="Calibri" w:cs="Calibri"/>
+                <w:b w:val="0"/>
+                <w:i w:val="0"/>
+                <w:sz w:val="20"/>
+              </w:rPr>
+              <w:t xml:space="preserve">• </w:t>
+            </w:r>
+            <w:r>
+              <w:rPr>
+                <w:rFonts w:ascii="Calibri" w:hAnsi="Calibri" w:cs="Calibri"/>
+                <w:b w:val="0"/>
+                <w:i w:val="0"/>
+                <w:sz w:val="20"/>
+              </w:rPr>
+              <w:t>Gestión de Proyectos de Tecnologías de la Información.</w:t>
+            </w:r>
+          </w:p>
+          <w:p>
+            <w:pPr>
+              <w:spacing w:before="0" w:after="20" w:line="240" w:lineRule="auto"/>
+              <w:ind w:left="200" w:hanging="160"/>
+              <w:jc w:val="left"/>
+            </w:pPr>
+            <w:r>
+              <w:rPr>
+                <w:rFonts w:ascii="Calibri" w:hAnsi="Calibri" w:cs="Calibri"/>
+                <w:b w:val="0"/>
+                <w:i w:val="0"/>
+                <w:sz w:val="20"/>
+              </w:rPr>
+              <w:t xml:space="preserve">• </w:t>
+            </w:r>
+            <w:r>
+              <w:rPr>
+                <w:rFonts w:ascii="Calibri" w:hAnsi="Calibri" w:cs="Calibri"/>
+                <w:b w:val="0"/>
+                <w:i w:val="0"/>
+                <w:sz w:val="20"/>
+              </w:rPr>
+              <w:t>Bases de Datos e Inteligencia de Negocios.</w:t>
+            </w:r>
+          </w:p>
+          <w:p>
+            <w:pPr>
+              <w:spacing w:after="0" w:before="0"/>
+              <w:rPr>
+                <w:sz w:val="4"/>
+              </w:rPr>
+            </w:pPr>
+            <w:r>
+              <w:rPr>
+                <w:sz w:val="4"/>
+              </w:rPr>
             </w:r>
           </w:p>
         </w:tc>
@@ -834,42 +901,115 @@
           </w:tcPr>
           <w:p>
             <w:pPr>
-              <w:rPr>
-                <w:b/>
-              </w:rPr>
-            </w:pPr>
-            <w:r>
-              <w:rPr>
-                <w:rFonts w:ascii="Calibri" w:hAnsi="Calibri" w:cs="Arial"/>
-                <w:i/>
-                <w:color w:val="548DD4"/>
-                <w:sz w:val="20"/>
-                <w:szCs w:val="20"/>
-                <w:lang w:eastAsia="es-CL"/>
-              </w:rPr>
-              <w:t xml:space="preserve">Menciona las competencias  de tu Plan de Estudio que </w:t>
-            </w:r>
-            <w:r>
-              <w:rPr>
-                <w:rFonts w:ascii="Calibri" w:hAnsi="Calibri" w:cs="Arial"/>
-                <w:i/>
-                <w:color w:val="548DD4"/>
-                <w:sz w:val="20"/>
-                <w:szCs w:val="20"/>
-                <w:lang w:eastAsia="es-CL"/>
-              </w:rPr>
-              <w:t>abordaste e</w:t>
-            </w:r>
-            <w:r>
-              <w:rPr>
-                <w:rFonts w:ascii="Calibri" w:hAnsi="Calibri" w:cs="Arial"/>
-                <w:i/>
-                <w:color w:val="548DD4"/>
-                <w:sz w:val="20"/>
-                <w:szCs w:val="20"/>
-                <w:lang w:eastAsia="es-CL"/>
-              </w:rPr>
-              <w:t>n tu Proyecto APT.</w:t>
+              <w:spacing w:before="0" w:after="20" w:line="240" w:lineRule="auto"/>
+              <w:ind w:left="200" w:hanging="160"/>
+              <w:jc w:val="left"/>
+            </w:pPr>
+            <w:r>
+              <w:rPr>
+                <w:rFonts w:ascii="Calibri" w:hAnsi="Calibri" w:cs="Calibri"/>
+                <w:b w:val="0"/>
+                <w:i w:val="0"/>
+                <w:sz w:val="20"/>
+              </w:rPr>
+              <w:t xml:space="preserve">• </w:t>
+            </w:r>
+            <w:r>
+              <w:rPr>
+                <w:rFonts w:ascii="Calibri" w:hAnsi="Calibri" w:cs="Calibri"/>
+                <w:b w:val="0"/>
+                <w:i w:val="0"/>
+                <w:sz w:val="20"/>
+              </w:rPr>
+              <w:t>Diseñar y generar soluciones de software innovadoras y de calidad, aplicando el ciclo de vida de este, según las características del proyecto, las mejores prácticas de la industria y sus estándares de calidad.</w:t>
+            </w:r>
+          </w:p>
+          <w:p>
+            <w:pPr>
+              <w:spacing w:before="0" w:after="20" w:line="240" w:lineRule="auto"/>
+              <w:ind w:left="200" w:hanging="160"/>
+              <w:jc w:val="left"/>
+            </w:pPr>
+            <w:r>
+              <w:rPr>
+                <w:rFonts w:ascii="Calibri" w:hAnsi="Calibri" w:cs="Calibri"/>
+                <w:b w:val="0"/>
+                <w:i w:val="0"/>
+                <w:sz w:val="20"/>
+              </w:rPr>
+              <w:t xml:space="preserve">• </w:t>
+            </w:r>
+            <w:r>
+              <w:rPr>
+                <w:rFonts w:ascii="Calibri" w:hAnsi="Calibri" w:cs="Calibri"/>
+                <w:b w:val="0"/>
+                <w:i w:val="0"/>
+                <w:sz w:val="20"/>
+              </w:rPr>
+              <w:t>Diseñar y generar soluciones que permitan resolver los requerimientos de información en el contexto de las organizaciones, considerando bases de datos relacionales.</w:t>
+            </w:r>
+          </w:p>
+          <w:p>
+            <w:pPr>
+              <w:spacing w:before="0" w:after="20" w:line="240" w:lineRule="auto"/>
+              <w:ind w:left="200" w:hanging="160"/>
+              <w:jc w:val="left"/>
+            </w:pPr>
+            <w:r>
+              <w:rPr>
+                <w:rFonts w:ascii="Calibri" w:hAnsi="Calibri" w:cs="Calibri"/>
+                <w:b w:val="0"/>
+                <w:i w:val="0"/>
+                <w:sz w:val="20"/>
+              </w:rPr>
+              <w:t xml:space="preserve">• </w:t>
+            </w:r>
+            <w:r>
+              <w:rPr>
+                <w:rFonts w:ascii="Calibri" w:hAnsi="Calibri" w:cs="Calibri"/>
+                <w:b w:val="0"/>
+                <w:i w:val="0"/>
+                <w:sz w:val="20"/>
+              </w:rPr>
+              <w:t>Evaluar y gestionar proyectos en su área de especialización profesional, durante todo el ciclo de vida, de acuerdo a buenas prácticas y utilizando metodologías y herramientas de software.</w:t>
+            </w:r>
+          </w:p>
+          <w:p>
+            <w:pPr>
+              <w:spacing w:before="0" w:after="20" w:line="240" w:lineRule="auto"/>
+              <w:ind w:left="200" w:hanging="160"/>
+              <w:jc w:val="left"/>
+            </w:pPr>
+            <w:r>
+              <w:rPr>
+                <w:rFonts w:ascii="Calibri" w:hAnsi="Calibri" w:cs="Calibri"/>
+                <w:b w:val="0"/>
+                <w:i w:val="0"/>
+                <w:sz w:val="20"/>
+              </w:rPr>
+              <w:t xml:space="preserve">• </w:t>
+            </w:r>
+            <w:r>
+              <w:rPr>
+                <w:rFonts w:ascii="Calibri" w:hAnsi="Calibri" w:cs="Calibri"/>
+                <w:b w:val="0"/>
+                <w:i w:val="0"/>
+                <w:sz w:val="20"/>
+              </w:rPr>
+              <w:t>Realizar pruebas de certificación de los productos y procesos, utilizando buenas prácticas de la industria (unidad aplicada en el plan de trabajo: diseña, aplica y mejora pruebas).</w:t>
+            </w:r>
+          </w:p>
+          <w:p>
+            <w:pPr>
+              <w:spacing w:after="0" w:before="0"/>
+              <w:rPr>
+                <w:sz w:val="4"/>
+              </w:rPr>
+            </w:pPr>
+            <w:r>
+              <w:rPr>
+                <w:sz w:val="4"/>
+              </w:rPr>
             </w:r>
           </w:p>
         </w:tc>
@@ -991,423 +1131,413 @@
           </w:tcPr>
           <w:p>
             <w:pPr>
-              <w:pStyle w:val="paragraph"/>
-              <w:numPr>
-                <w:ilvl w:val="0"/>
-                <w:numId w:val="6"/>
-              </w:numPr>
-              <w:spacing w:before="0" w:beforeAutospacing="0" w:after="0" w:afterAutospacing="0"/>
-              <w:ind w:left="301" w:hanging="283"/>
+              <w:spacing w:before="0" w:beforeAutospacing="0" w:after="60" w:afterAutospacing="0" w:line="240" w:lineRule="auto"/>
               <w:jc w:val="both"/>
               <w:textAlignment w:val="baseline"/>
-              <w:rPr>
-                <w:rFonts w:ascii="Segoe UI" w:hAnsi="Segoe UI" w:cs="Segoe UI"/>
-                <w:color w:val="0070C0"/>
-                <w:sz w:val="18"/>
-                <w:szCs w:val="18"/>
-              </w:rPr>
-            </w:pPr>
-            <w:r>
-              <w:rPr>
-                <w:rStyle w:val="normaltextrun"/>
-                <w:rFonts w:ascii="Calibri" w:hAnsi="Calibri" w:cs="Calibri"/>
-                <w:i/>
-                <w:iCs/>
-                <w:color w:val="0070C0"/>
-                <w:sz w:val="18"/>
-                <w:szCs w:val="18"/>
-              </w:rPr>
-              <w:t>Señala qu</w:t>
-            </w:r>
-            <w:r>
-              <w:rPr>
-                <w:rStyle w:val="normaltextrun"/>
-                <w:rFonts w:ascii="Segoe UI" w:hAnsi="Segoe UI" w:cs="Segoe UI"/>
-                <w:i/>
-                <w:iCs/>
-                <w:color w:val="0070C0"/>
-                <w:sz w:val="18"/>
-                <w:szCs w:val="18"/>
-              </w:rPr>
-              <w:t>é</w:t>
-            </w:r>
-            <w:r>
-              <w:rPr>
-                <w:rStyle w:val="normaltextrun"/>
-                <w:rFonts w:ascii="Calibri" w:hAnsi="Calibri" w:cs="Calibri"/>
-                <w:i/>
-                <w:iCs/>
-                <w:color w:val="0070C0"/>
-                <w:sz w:val="18"/>
-                <w:szCs w:val="18"/>
-              </w:rPr>
-              <w:t xml:space="preserve"> problema busc</w:t>
-            </w:r>
-            <w:r>
-              <w:rPr>
-                <w:rStyle w:val="normaltextrun"/>
-                <w:rFonts w:ascii="Calibri" w:hAnsi="Calibri" w:cs="Calibri"/>
-                <w:i/>
-                <w:iCs/>
-                <w:color w:val="0070C0"/>
-                <w:sz w:val="18"/>
-                <w:szCs w:val="18"/>
-              </w:rPr>
-              <w:t>ó</w:t>
-            </w:r>
-            <w:r>
-              <w:rPr>
-                <w:rStyle w:val="normaltextrun"/>
-                <w:rFonts w:ascii="Calibri" w:hAnsi="Calibri" w:cs="Calibri"/>
-                <w:i/>
-                <w:iCs/>
-                <w:color w:val="0070C0"/>
-                <w:sz w:val="18"/>
-                <w:szCs w:val="18"/>
-              </w:rPr>
-              <w:t xml:space="preserve"> solucionar tu proyecto</w:t>
-            </w:r>
-            <w:r>
-              <w:rPr>
-                <w:rStyle w:val="normaltextrun"/>
-                <w:rFonts w:ascii="Calibri" w:hAnsi="Calibri" w:cs="Calibri"/>
-                <w:i/>
-                <w:iCs/>
-                <w:color w:val="0070C0"/>
-                <w:sz w:val="18"/>
-                <w:szCs w:val="18"/>
-              </w:rPr>
-              <w:t xml:space="preserve"> y</w:t>
-            </w:r>
-            <w:r>
-              <w:rPr>
-                <w:rStyle w:val="normaltextrun"/>
-                <w:rFonts w:ascii="Calibri" w:hAnsi="Calibri" w:cs="Calibri"/>
-                <w:i/>
-                <w:iCs/>
-                <w:color w:val="0070C0"/>
-                <w:sz w:val="18"/>
-                <w:szCs w:val="18"/>
-              </w:rPr>
-              <w:t xml:space="preserve"> </w:t>
-            </w:r>
-            <w:r>
-              <w:rPr>
-                <w:rStyle w:val="normaltextrun"/>
-                <w:rFonts w:ascii="Calibri" w:hAnsi="Calibri" w:cs="Calibri"/>
-                <w:i/>
-                <w:iCs/>
-                <w:color w:val="0070C0"/>
-                <w:sz w:val="18"/>
-                <w:szCs w:val="18"/>
-              </w:rPr>
-              <w:t>su</w:t>
-            </w:r>
-            <w:r>
-              <w:rPr>
-                <w:rStyle w:val="normaltextrun"/>
-                <w:rFonts w:ascii="Calibri" w:hAnsi="Calibri" w:cs="Calibri"/>
-                <w:i/>
-                <w:iCs/>
-                <w:color w:val="0070C0"/>
-                <w:sz w:val="18"/>
-                <w:szCs w:val="18"/>
-              </w:rPr>
-              <w:t xml:space="preserve"> relevancia para e</w:t>
-            </w:r>
-            <w:r>
-              <w:rPr>
-                <w:rStyle w:val="normaltextrun"/>
-                <w:rFonts w:ascii="Calibri" w:hAnsi="Calibri" w:cs="Calibri"/>
-                <w:i/>
-                <w:iCs/>
-                <w:color w:val="0070C0"/>
-                <w:sz w:val="18"/>
-                <w:szCs w:val="18"/>
-              </w:rPr>
-              <w:t>l</w:t>
-            </w:r>
-            <w:r>
-              <w:rPr>
-                <w:rStyle w:val="normaltextrun"/>
-                <w:rFonts w:ascii="Calibri" w:hAnsi="Calibri" w:cs="Calibri"/>
-                <w:i/>
-                <w:iCs/>
-                <w:color w:val="0070C0"/>
-                <w:sz w:val="18"/>
-                <w:szCs w:val="18"/>
-              </w:rPr>
-              <w:t xml:space="preserve"> contexto de la profesión</w:t>
-            </w:r>
-            <w:r>
-              <w:rPr>
-                <w:rStyle w:val="normaltextrun"/>
-                <w:rFonts w:ascii="Calibri" w:hAnsi="Calibri" w:cs="Calibri"/>
-                <w:i/>
-                <w:iCs/>
-                <w:color w:val="0070C0"/>
-                <w:sz w:val="18"/>
-                <w:szCs w:val="18"/>
-              </w:rPr>
-              <w:t>. Algunas preguntas que pueden ayudarte a responder este apartado son: </w:t>
-            </w:r>
-            <w:r>
-              <w:rPr>
-                <w:rStyle w:val="eop"/>
-                <w:rFonts w:ascii="Calibri" w:hAnsi="Calibri" w:cs="Calibri"/>
-                <w:color w:val="0070C0"/>
-                <w:sz w:val="18"/>
-                <w:szCs w:val="18"/>
-              </w:rPr>
-              <w:t> </w:t>
-            </w:r>
-          </w:p>
-          <w:p>
-            <w:pPr>
-              <w:pStyle w:val="paragraph"/>
-              <w:numPr>
-                <w:ilvl w:val="0"/>
-                <w:numId w:val="5"/>
-              </w:numPr>
-              <w:spacing w:before="0" w:beforeAutospacing="0" w:after="0" w:afterAutospacing="0"/>
+            </w:pPr>
+            <w:r>
+              <w:rPr>
+                <w:rFonts w:ascii="Calibri" w:hAnsi="Calibri" w:cs="Calibri"/>
+                <w:b/>
+                <w:i w:val="0"/>
+                <w:sz w:val="20"/>
+              </w:rPr>
+              <w:t>Problema que buscó solucionar</w:t>
+            </w:r>
+          </w:p>
+          <w:p>
+            <w:pPr>
+              <w:spacing w:before="0" w:after="60" w:line="240" w:lineRule="auto"/>
               <w:jc w:val="both"/>
-              <w:textAlignment w:val="baseline"/>
-              <w:rPr>
-                <w:rFonts w:ascii="Calibri" w:hAnsi="Calibri" w:cs="Calibri"/>
-                <w:color w:val="0070C0"/>
-                <w:sz w:val="18"/>
-                <w:szCs w:val="18"/>
-              </w:rPr>
-            </w:pPr>
-            <w:r>
-              <w:rPr>
-                <w:rStyle w:val="normaltextrun"/>
-                <w:rFonts w:ascii="Calibri" w:hAnsi="Calibri" w:cs="Calibri"/>
-                <w:i/>
-                <w:iCs/>
-                <w:color w:val="0070C0"/>
-                <w:sz w:val="18"/>
-                <w:szCs w:val="18"/>
-              </w:rPr>
-              <w:t>¿Por qué es relevante este tema para el campo laboral de tu carrera?</w:t>
-            </w:r>
-            <w:r>
-              <w:rPr>
-                <w:rStyle w:val="eop"/>
-                <w:rFonts w:ascii="Calibri" w:hAnsi="Calibri" w:cs="Calibri"/>
-                <w:color w:val="0070C0"/>
-                <w:sz w:val="18"/>
-                <w:szCs w:val="18"/>
-              </w:rPr>
-              <w:t> </w:t>
-            </w:r>
-          </w:p>
-          <w:p>
-            <w:pPr>
-              <w:pStyle w:val="paragraph"/>
-              <w:numPr>
-                <w:ilvl w:val="0"/>
-                <w:numId w:val="5"/>
-              </w:numPr>
-              <w:spacing w:before="0" w:beforeAutospacing="0" w:after="0" w:afterAutospacing="0"/>
+            </w:pPr>
+            <w:r>
+              <w:rPr>
+                <w:rFonts w:ascii="Calibri" w:hAnsi="Calibri" w:cs="Calibri"/>
+                <w:b w:val="0"/>
+                <w:i w:val="0"/>
+                <w:sz w:val="20"/>
+              </w:rPr>
+              <w:t>Los almacenes, minimarkets y distribuidoras pequeñas de barrio enfrentan tres problemas relacionados. Primero, los sistemas de punto de venta son caros (hardware y mensualidad) o dependen de una conexión permanente: si se corta internet, el local deja de vender. Segundo, el stock se lleva en cuadernos o planillas, lo que produce quiebres de stock, acumulación de productos de baja rotación y vencimientos que nadie detecta a tiempo. Tercero, las compras a los proveedores se hacen «a ojo», sin datos de cuánto se vende ni de cuándo conviene pedir.</w:t>
+            </w:r>
+          </w:p>
+          <w:p>
+            <w:pPr>
+              <w:spacing w:before="80" w:after="60" w:line="240" w:lineRule="auto"/>
               <w:jc w:val="both"/>
-              <w:textAlignment w:val="baseline"/>
-              <w:rPr>
-                <w:rFonts w:ascii="Calibri" w:hAnsi="Calibri" w:cs="Calibri"/>
-                <w:color w:val="0070C0"/>
-                <w:sz w:val="18"/>
-                <w:szCs w:val="18"/>
-              </w:rPr>
-            </w:pPr>
-            <w:r>
-              <w:rPr>
-                <w:rStyle w:val="normaltextrun"/>
-                <w:rFonts w:ascii="Calibri" w:hAnsi="Calibri" w:cs="Calibri"/>
-                <w:i/>
-                <w:iCs/>
-                <w:color w:val="0070C0"/>
-                <w:sz w:val="18"/>
-                <w:szCs w:val="18"/>
-              </w:rPr>
-              <w:t>¿Dónde se ubica la situación que vas a abordar? (Ej.: País, región, comuna o institución) ¿Cuáles son las características principales de ese lugar? </w:t>
-            </w:r>
-            <w:r>
-              <w:rPr>
-                <w:rStyle w:val="eop"/>
-                <w:rFonts w:ascii="Calibri" w:hAnsi="Calibri" w:cs="Calibri"/>
-                <w:color w:val="0070C0"/>
-                <w:sz w:val="18"/>
-                <w:szCs w:val="18"/>
-              </w:rPr>
-              <w:t> </w:t>
-            </w:r>
-          </w:p>
-          <w:p>
-            <w:pPr>
-              <w:pStyle w:val="paragraph"/>
-              <w:numPr>
-                <w:ilvl w:val="0"/>
-                <w:numId w:val="5"/>
-              </w:numPr>
-              <w:spacing w:before="0" w:beforeAutospacing="0" w:after="0" w:afterAutospacing="0"/>
+            </w:pPr>
+            <w:r>
+              <w:rPr>
+                <w:rFonts w:ascii="Calibri" w:hAnsi="Calibri" w:cs="Calibri"/>
+                <w:b/>
+                <w:i w:val="0"/>
+                <w:sz w:val="20"/>
+              </w:rPr>
+              <w:t>Relevancia para la Ingeniería en Informática</w:t>
+            </w:r>
+          </w:p>
+          <w:p>
+            <w:pPr>
+              <w:spacing w:before="0" w:after="60" w:line="240" w:lineRule="auto"/>
               <w:jc w:val="both"/>
-              <w:textAlignment w:val="baseline"/>
-              <w:rPr>
-                <w:rFonts w:ascii="Calibri" w:hAnsi="Calibri" w:cs="Calibri"/>
-                <w:color w:val="0070C0"/>
-                <w:sz w:val="18"/>
-                <w:szCs w:val="18"/>
-              </w:rPr>
-            </w:pPr>
-            <w:r>
-              <w:rPr>
-                <w:rStyle w:val="normaltextrun"/>
-                <w:rFonts w:ascii="Calibri" w:hAnsi="Calibri" w:cs="Calibri"/>
-                <w:i/>
-                <w:iCs/>
-                <w:color w:val="0070C0"/>
-                <w:sz w:val="18"/>
-                <w:szCs w:val="18"/>
-              </w:rPr>
-              <w:t xml:space="preserve">¿A quiénes afecta o impacta la situación que </w:t>
-            </w:r>
-            <w:r>
-              <w:rPr>
-                <w:rStyle w:val="normaltextrun"/>
-                <w:rFonts w:ascii="Calibri" w:hAnsi="Calibri" w:cs="Calibri"/>
-                <w:i/>
-                <w:iCs/>
-                <w:color w:val="0070C0"/>
-                <w:sz w:val="18"/>
-                <w:szCs w:val="18"/>
-              </w:rPr>
-              <w:t>abordaste</w:t>
-            </w:r>
-            <w:r>
-              <w:rPr>
-                <w:rStyle w:val="normaltextrun"/>
-                <w:rFonts w:ascii="Calibri" w:hAnsi="Calibri" w:cs="Calibri"/>
-                <w:i/>
-                <w:iCs/>
-                <w:color w:val="0070C0"/>
-                <w:sz w:val="18"/>
-                <w:szCs w:val="18"/>
-              </w:rPr>
-              <w:t>? (Ej.: Grupo etario, usuarios de algún servicio, etc.).</w:t>
-            </w:r>
-            <w:r>
-              <w:rPr>
-                <w:rStyle w:val="eop"/>
-                <w:rFonts w:ascii="Calibri" w:hAnsi="Calibri" w:cs="Calibri"/>
-                <w:color w:val="0070C0"/>
-                <w:sz w:val="18"/>
-                <w:szCs w:val="18"/>
-              </w:rPr>
-              <w:t> </w:t>
-            </w:r>
-          </w:p>
-          <w:p>
-            <w:pPr>
-              <w:pStyle w:val="paragraph"/>
-              <w:numPr>
-                <w:ilvl w:val="0"/>
-                <w:numId w:val="5"/>
-              </w:numPr>
-              <w:spacing w:before="0" w:beforeAutospacing="0" w:after="0" w:afterAutospacing="0"/>
+            </w:pPr>
+            <w:r>
+              <w:rPr>
+                <w:rFonts w:ascii="Calibri" w:hAnsi="Calibri" w:cs="Calibri"/>
+                <w:b w:val="0"/>
+                <w:i w:val="0"/>
+                <w:sz w:val="20"/>
+              </w:rPr>
+              <w:t>El problema reúne desafíos centrales de la profesión: una arquitectura distribuida que funciona sin conexión y sincroniza después (offline-first), integridad transaccional en las operaciones de dinero y stock, un modelo SaaS multi-tenant con aislamiento de datos y cobro por suscripción, seguridad de la información y análisis de datos para la toma de decisiones. La digitalización del pequeño comercio es además un campo laboral real y amplio para el desarrollo de software.</w:t>
+            </w:r>
+          </w:p>
+          <w:p>
+            <w:pPr>
+              <w:spacing w:before="80" w:after="60" w:line="240" w:lineRule="auto"/>
               <w:jc w:val="both"/>
-              <w:textAlignment w:val="baseline"/>
-              <w:rPr>
-                <w:rFonts w:ascii="Calibri" w:hAnsi="Calibri" w:cs="Calibri"/>
-                <w:color w:val="0070C0"/>
-                <w:sz w:val="18"/>
-                <w:szCs w:val="18"/>
-              </w:rPr>
-            </w:pPr>
-            <w:r>
-              <w:rPr>
-                <w:rStyle w:val="normaltextrun"/>
-                <w:rFonts w:ascii="Calibri" w:hAnsi="Calibri" w:cs="Calibri"/>
-                <w:i/>
-                <w:iCs/>
-                <w:color w:val="0070C0"/>
-                <w:sz w:val="18"/>
-                <w:szCs w:val="18"/>
-              </w:rPr>
-              <w:t xml:space="preserve">¿Cuál </w:t>
-            </w:r>
-            <w:r>
-              <w:rPr>
-                <w:rStyle w:val="normaltextrun"/>
-                <w:rFonts w:ascii="Calibri" w:hAnsi="Calibri" w:cs="Calibri"/>
-                <w:i/>
-                <w:iCs/>
-                <w:color w:val="0070C0"/>
-                <w:sz w:val="18"/>
-                <w:szCs w:val="18"/>
-              </w:rPr>
-              <w:t>fue</w:t>
-            </w:r>
-            <w:r>
-              <w:rPr>
-                <w:rStyle w:val="normaltextrun"/>
-                <w:rFonts w:ascii="Calibri" w:hAnsi="Calibri" w:cs="Calibri"/>
-                <w:i/>
-                <w:iCs/>
-                <w:color w:val="0070C0"/>
-                <w:sz w:val="18"/>
-                <w:szCs w:val="18"/>
-              </w:rPr>
-              <w:t xml:space="preserve"> el aporte de valor (real o simulado) de tu Proyecto APT para el contexto laboral y/o social en que se situ</w:t>
-            </w:r>
-            <w:r>
-              <w:rPr>
-                <w:rStyle w:val="normaltextrun"/>
-                <w:rFonts w:ascii="Calibri" w:hAnsi="Calibri" w:cs="Calibri"/>
-                <w:i/>
-                <w:iCs/>
-                <w:color w:val="0070C0"/>
-                <w:sz w:val="18"/>
-                <w:szCs w:val="18"/>
-              </w:rPr>
-              <w:t>ó</w:t>
-            </w:r>
-            <w:r>
-              <w:rPr>
-                <w:rStyle w:val="normaltextrun"/>
-                <w:rFonts w:ascii="Calibri" w:hAnsi="Calibri" w:cs="Calibri"/>
-                <w:i/>
-                <w:iCs/>
-                <w:color w:val="0070C0"/>
-                <w:sz w:val="18"/>
-                <w:szCs w:val="18"/>
-              </w:rPr>
-              <w:t>?</w:t>
-            </w:r>
-            <w:r>
-              <w:rPr>
-                <w:rStyle w:val="eop"/>
-                <w:rFonts w:ascii="Calibri" w:hAnsi="Calibri" w:cs="Calibri"/>
-                <w:color w:val="0070C0"/>
-                <w:sz w:val="18"/>
-                <w:szCs w:val="18"/>
-              </w:rPr>
-              <w:t> </w:t>
-            </w:r>
-          </w:p>
-          <w:p>
-            <w:pPr>
-              <w:pStyle w:val="Prrafodelista"/>
-              <w:spacing w:after="0" w:line="240" w:lineRule="auto"/>
+            </w:pPr>
+            <w:r>
+              <w:rPr>
+                <w:rFonts w:ascii="Calibri" w:hAnsi="Calibri" w:cs="Calibri"/>
+                <w:b/>
+                <w:i w:val="0"/>
+                <w:sz w:val="20"/>
+              </w:rPr>
+              <w:t>Dónde se ubica</w:t>
+            </w:r>
+          </w:p>
+          <w:p>
+            <w:pPr>
+              <w:spacing w:before="0" w:after="60" w:line="240" w:lineRule="auto"/>
               <w:jc w:val="both"/>
-              <w:rPr>
-                <w:rFonts w:ascii="Calibri" w:hAnsi="Calibri" w:cs="Arial"/>
-                <w:i/>
-                <w:color w:val="0070C0"/>
-                <w:sz w:val="18"/>
-                <w:szCs w:val="20"/>
-                <w:lang w:eastAsia="es-CL"/>
-              </w:rPr>
-            </w:pPr>
+            </w:pPr>
+            <w:r>
+              <w:rPr>
+                <w:rFonts w:ascii="Calibri" w:hAnsi="Calibri" w:cs="Calibri"/>
+                <w:b w:val="0"/>
+                <w:i w:val="0"/>
+                <w:sz w:val="20"/>
+              </w:rPr>
+              <w:t>En el comercio minorista de barrio de la Región Metropolitana, con foco en las comunas de Huechuraba, Recoleta, Independencia y alrededores. Son negocios atendidos por su dueño o su familia, con márgenes estrechos, poco tiempo para tareas administrativas, conectividad variable y abastecimiento a través de distribuidores y preventistas que visitan el local en días fijos.</w:t>
+            </w:r>
+          </w:p>
+          <w:p>
+            <w:pPr>
+              <w:spacing w:before="80" w:after="60" w:line="240" w:lineRule="auto"/>
+              <w:jc w:val="both"/>
+            </w:pPr>
+            <w:r>
+              <w:rPr>
+                <w:rFonts w:ascii="Calibri" w:hAnsi="Calibri" w:cs="Calibri"/>
+                <w:b/>
+                <w:i w:val="0"/>
+                <w:sz w:val="20"/>
+              </w:rPr>
+              <w:t>A quiénes afecta</w:t>
+            </w:r>
+          </w:p>
+          <w:p>
+            <w:pPr>
+              <w:spacing w:before="0" w:after="20" w:line="240" w:lineRule="auto"/>
+              <w:ind w:left="200" w:hanging="160"/>
+              <w:jc w:val="left"/>
+            </w:pPr>
+            <w:r>
+              <w:rPr>
+                <w:rFonts w:ascii="Calibri" w:hAnsi="Calibri" w:cs="Calibri"/>
+                <w:b w:val="0"/>
+                <w:i w:val="0"/>
+                <w:sz w:val="20"/>
+              </w:rPr>
+              <w:t xml:space="preserve">• </w:t>
+            </w:r>
+            <w:r>
+              <w:rPr>
+                <w:rFonts w:ascii="Calibri" w:hAnsi="Calibri" w:cs="Calibri"/>
+                <w:b/>
+                <w:i w:val="0"/>
+                <w:sz w:val="20"/>
+              </w:rPr>
+              <w:t>Dueños de almacenes y minimarkets:</w:t>
+            </w:r>
+            <w:r>
+              <w:rPr>
+                <w:rFonts w:ascii="Calibri" w:hAnsi="Calibri" w:cs="Calibri"/>
+                <w:b w:val="0"/>
+                <w:i w:val="0"/>
+                <w:sz w:val="20"/>
+              </w:rPr>
+              <w:t xml:space="preserve"> pierden ventas por quiebres de stock y capital en productos detenidos o vencidos.</w:t>
+            </w:r>
+          </w:p>
+          <w:p>
+            <w:pPr>
+              <w:spacing w:before="0" w:after="20" w:line="240" w:lineRule="auto"/>
+              <w:ind w:left="200" w:hanging="160"/>
+              <w:jc w:val="left"/>
+            </w:pPr>
+            <w:r>
+              <w:rPr>
+                <w:rFonts w:ascii="Calibri" w:hAnsi="Calibri" w:cs="Calibri"/>
+                <w:b w:val="0"/>
+                <w:i w:val="0"/>
+                <w:sz w:val="20"/>
+              </w:rPr>
+              <w:t xml:space="preserve">• </w:t>
+            </w:r>
+            <w:r>
+              <w:rPr>
+                <w:rFonts w:ascii="Calibri" w:hAnsi="Calibri" w:cs="Calibri"/>
+                <w:b/>
+                <w:i w:val="0"/>
+                <w:sz w:val="20"/>
+              </w:rPr>
+              <w:t>Cajeros:</w:t>
+            </w:r>
+            <w:r>
+              <w:rPr>
+                <w:rFonts w:ascii="Calibri" w:hAnsi="Calibri" w:cs="Calibri"/>
+                <w:b w:val="0"/>
+                <w:i w:val="0"/>
+                <w:sz w:val="20"/>
+              </w:rPr>
+              <w:t xml:space="preserve"> necesitan vender rápido, con lector de código de barras, aunque se caiga internet.</w:t>
+            </w:r>
+          </w:p>
+          <w:p>
+            <w:pPr>
+              <w:spacing w:before="0" w:after="20" w:line="240" w:lineRule="auto"/>
+              <w:ind w:left="200" w:hanging="160"/>
+              <w:jc w:val="left"/>
+            </w:pPr>
+            <w:r>
+              <w:rPr>
+                <w:rFonts w:ascii="Calibri" w:hAnsi="Calibri" w:cs="Calibri"/>
+                <w:b w:val="0"/>
+                <w:i w:val="0"/>
+                <w:sz w:val="20"/>
+              </w:rPr>
+              <w:t xml:space="preserve">• </w:t>
+            </w:r>
+            <w:r>
+              <w:rPr>
+                <w:rFonts w:ascii="Calibri" w:hAnsi="Calibri" w:cs="Calibri"/>
+                <w:b/>
+                <w:i w:val="0"/>
+                <w:sz w:val="20"/>
+              </w:rPr>
+              <w:t>Encargados de compras y proveedores:</w:t>
+            </w:r>
+            <w:r>
+              <w:rPr>
+                <w:rFonts w:ascii="Calibri" w:hAnsi="Calibri" w:cs="Calibri"/>
+                <w:b w:val="0"/>
+                <w:i w:val="0"/>
+                <w:sz w:val="20"/>
+              </w:rPr>
+              <w:t xml:space="preserve"> reciben pedidos tardíos o mal dimensionados.</w:t>
+            </w:r>
+          </w:p>
+          <w:p>
+            <w:pPr>
+              <w:spacing w:before="0" w:after="20" w:line="240" w:lineRule="auto"/>
+              <w:ind w:left="200" w:hanging="160"/>
+              <w:jc w:val="left"/>
+            </w:pPr>
+            <w:r>
+              <w:rPr>
+                <w:rFonts w:ascii="Calibri" w:hAnsi="Calibri" w:cs="Calibri"/>
+                <w:b w:val="0"/>
+                <w:i w:val="0"/>
+                <w:sz w:val="20"/>
+              </w:rPr>
+              <w:t xml:space="preserve">• </w:t>
+            </w:r>
+            <w:r>
+              <w:rPr>
+                <w:rFonts w:ascii="Calibri" w:hAnsi="Calibri" w:cs="Calibri"/>
+                <w:b/>
+                <w:i w:val="0"/>
+                <w:sz w:val="20"/>
+              </w:rPr>
+              <w:t>Compradores del barrio:</w:t>
+            </w:r>
+            <w:r>
+              <w:rPr>
+                <w:rFonts w:ascii="Calibri" w:hAnsi="Calibri" w:cs="Calibri"/>
+                <w:b w:val="0"/>
+                <w:i w:val="0"/>
+                <w:sz w:val="20"/>
+              </w:rPr>
+              <w:t xml:space="preserve"> encuentran productos disponibles y reciben su comprobante de venta.</w:t>
+            </w:r>
+          </w:p>
+          <w:p>
+            <w:pPr>
+              <w:spacing w:before="80" w:after="60" w:line="240" w:lineRule="auto"/>
+              <w:jc w:val="both"/>
+            </w:pPr>
+            <w:r>
+              <w:rPr>
+                <w:rFonts w:ascii="Calibri" w:hAnsi="Calibri" w:cs="Calibri"/>
+                <w:b/>
+                <w:i w:val="0"/>
+                <w:sz w:val="20"/>
+              </w:rPr>
+              <w:t>Aporte de valor (simulado)</w:t>
+            </w:r>
+          </w:p>
+          <w:p>
+            <w:pPr>
+              <w:spacing w:before="0" w:after="60" w:line="240" w:lineRule="auto"/>
+              <w:jc w:val="both"/>
+            </w:pPr>
+            <w:r>
+              <w:rPr>
+                <w:rFonts w:ascii="Calibri" w:hAnsi="Calibri" w:cs="Calibri"/>
+                <w:b w:val="0"/>
+                <w:i w:val="0"/>
+                <w:sz w:val="20"/>
+              </w:rPr>
+              <w:t>Walkan se validó con dos tiendas demo (planes Kiosko y Minimarket) alimentadas con unos 90 días de ventas simuladas que entran por el mismo canal que usa la caja real. Con ellas el dueño puede:</w:t>
+            </w:r>
+          </w:p>
+          <w:p>
+            <w:pPr>
+              <w:spacing w:before="0" w:after="20" w:line="240" w:lineRule="auto"/>
+              <w:ind w:left="200" w:hanging="160"/>
+              <w:jc w:val="left"/>
+            </w:pPr>
+            <w:r>
+              <w:rPr>
+                <w:rFonts w:ascii="Calibri" w:hAnsi="Calibri" w:cs="Calibri"/>
+                <w:b w:val="0"/>
+                <w:i w:val="0"/>
+                <w:sz w:val="20"/>
+              </w:rPr>
+              <w:t xml:space="preserve">• </w:t>
+            </w:r>
+            <w:r>
+              <w:rPr>
+                <w:rFonts w:ascii="Calibri" w:hAnsi="Calibri" w:cs="Calibri"/>
+                <w:b w:val="0"/>
+                <w:i w:val="0"/>
+                <w:sz w:val="20"/>
+              </w:rPr>
+              <w:t>Vender aunque se corte internet: la venta se registra y el comprobante se emite en una sola transacción local (13 ms con el emisor caído), en un TV Box de bajo costo.</w:t>
+            </w:r>
+          </w:p>
+          <w:p>
+            <w:pPr>
+              <w:spacing w:before="0" w:after="20" w:line="240" w:lineRule="auto"/>
+              <w:ind w:left="200" w:hanging="160"/>
+              <w:jc w:val="left"/>
+            </w:pPr>
+            <w:r>
+              <w:rPr>
+                <w:rFonts w:ascii="Calibri" w:hAnsi="Calibri" w:cs="Calibri"/>
+                <w:b w:val="0"/>
+                <w:i w:val="0"/>
+                <w:sz w:val="20"/>
+              </w:rPr>
+              <w:t xml:space="preserve">• </w:t>
+            </w:r>
+            <w:r>
+              <w:rPr>
+                <w:rFonts w:ascii="Calibri" w:hAnsi="Calibri" w:cs="Calibri"/>
+                <w:b w:val="0"/>
+                <w:i w:val="0"/>
+                <w:sz w:val="20"/>
+              </w:rPr>
+              <w:t>Conocer su stock en tiempo real, con trazabilidad completa en el kardex y alertas de stock bajo, vencidos y por vencer (lotes FEFO).</w:t>
+            </w:r>
+          </w:p>
+          <w:p>
+            <w:pPr>
+              <w:spacing w:before="0" w:after="20" w:line="240" w:lineRule="auto"/>
+              <w:ind w:left="200" w:hanging="160"/>
+              <w:jc w:val="left"/>
+            </w:pPr>
+            <w:r>
+              <w:rPr>
+                <w:rFonts w:ascii="Calibri" w:hAnsi="Calibri" w:cs="Calibri"/>
+                <w:b w:val="0"/>
+                <w:i w:val="0"/>
+                <w:sz w:val="20"/>
+              </w:rPr>
+              <w:t xml:space="preserve">• </w:t>
+            </w:r>
+            <w:r>
+              <w:rPr>
+                <w:rFonts w:ascii="Calibri" w:hAnsi="Calibri" w:cs="Calibri"/>
+                <w:b w:val="0"/>
+                <w:i w:val="0"/>
+                <w:sz w:val="20"/>
+              </w:rPr>
+              <w:t>Saber cuántos días de stock le quedan, cuándo pedir y cuánto (punto de reorden y cantidad sugerida), y enviar el pedido sugerido a cada proveedor en un clic por WhatsApp o correo.</w:t>
+            </w:r>
+          </w:p>
+          <w:p>
+            <w:pPr>
+              <w:spacing w:before="0" w:after="20" w:line="240" w:lineRule="auto"/>
+              <w:ind w:left="200" w:hanging="160"/>
+              <w:jc w:val="left"/>
+            </w:pPr>
+            <w:r>
+              <w:rPr>
+                <w:rFonts w:ascii="Calibri" w:hAnsi="Calibri" w:cs="Calibri"/>
+                <w:b w:val="0"/>
+                <w:i w:val="0"/>
+                <w:sz w:val="20"/>
+              </w:rPr>
+              <w:t xml:space="preserve">• </w:t>
+            </w:r>
+            <w:r>
+              <w:rPr>
+                <w:rFonts w:ascii="Calibri" w:hAnsi="Calibri" w:cs="Calibri"/>
+                <w:b w:val="0"/>
+                <w:i w:val="0"/>
+                <w:sz w:val="20"/>
+              </w:rPr>
+              <w:t>Detectar con la clasificación ABC y el inventario detenido qué productos concentran la venta y cuáles inmovilizan capital.</w:t>
+            </w:r>
+          </w:p>
+          <w:p>
+            <w:pPr>
+              <w:spacing w:before="0" w:after="20" w:line="240" w:lineRule="auto"/>
+              <w:ind w:left="200" w:hanging="160"/>
+              <w:jc w:val="left"/>
+            </w:pPr>
+            <w:r>
+              <w:rPr>
+                <w:rFonts w:ascii="Calibri" w:hAnsi="Calibri" w:cs="Calibri"/>
+                <w:b w:val="0"/>
+                <w:i w:val="0"/>
+                <w:sz w:val="20"/>
+              </w:rPr>
+              <w:t xml:space="preserve">• </w:t>
+            </w:r>
+            <w:r>
+              <w:rPr>
+                <w:rFonts w:ascii="Calibri" w:hAnsi="Calibri" w:cs="Calibri"/>
+                <w:b w:val="0"/>
+                <w:i w:val="0"/>
+                <w:sz w:val="20"/>
+              </w:rPr>
+              <w:t>Contratar en línea, sin visita técnica previa, con un plan mensual según el tamaño de su negocio.</w:t>
+            </w:r>
+          </w:p>
+          <w:p>
+            <w:pPr>
+              <w:spacing w:after="0" w:before="0"/>
+              <w:rPr>
+                <w:sz w:val="4"/>
+              </w:rPr>
+            </w:pPr>
+            <w:r>
+              <w:rPr>
+                <w:sz w:val="4"/>
+              </w:rPr>
+            </w:r>
           </w:p>
         </w:tc>
       </w:tr>
@@ -1445,58 +1575,387 @@
           </w:tcPr>
           <w:p>
             <w:pPr>
-              <w:pStyle w:val="Prrafodelista"/>
-              <w:numPr>
-                <w:ilvl w:val="0"/>
-                <w:numId w:val="1"/>
-              </w:numPr>
-              <w:spacing w:after="0" w:line="240" w:lineRule="auto"/>
-              <w:ind w:left="314" w:hanging="284"/>
+              <w:spacing w:after="60" w:line="240" w:lineRule="auto" w:before="0"/>
               <w:jc w:val="both"/>
-              <w:rPr>
-                <w:rFonts w:ascii="Calibri" w:hAnsi="Calibri" w:cs="Arial"/>
-                <w:i/>
-                <w:color w:val="0070C0"/>
-                <w:sz w:val="18"/>
-                <w:szCs w:val="20"/>
-                <w:lang w:eastAsia="es-CL"/>
-              </w:rPr>
-            </w:pPr>
-            <w:r>
-              <w:rPr>
-                <w:rFonts w:ascii="Calibri" w:hAnsi="Calibri" w:cs="Arial"/>
-                <w:i/>
-                <w:color w:val="0070C0"/>
-                <w:sz w:val="18"/>
-                <w:szCs w:val="20"/>
-                <w:lang w:eastAsia="es-CL"/>
-              </w:rPr>
-              <w:t>Objetivo general y específicos.</w:t>
-            </w:r>
-          </w:p>
-          <w:p>
-            <w:pPr>
-              <w:pStyle w:val="Prrafodelista"/>
+            </w:pPr>
+            <w:r>
+              <w:rPr>
+                <w:rFonts w:ascii="Calibri" w:hAnsi="Calibri" w:cs="Calibri"/>
+                <w:b/>
+                <w:i w:val="0"/>
+                <w:sz w:val="20"/>
+              </w:rPr>
+              <w:t>Objetivo general</w:t>
+            </w:r>
+          </w:p>
+          <w:p>
+            <w:pPr>
+              <w:spacing w:before="0" w:after="60" w:line="240" w:lineRule="auto"/>
               <w:jc w:val="both"/>
-              <w:rPr>
-                <w:rFonts w:ascii="Calibri" w:hAnsi="Calibri" w:cs="Arial"/>
-                <w:i/>
-                <w:color w:val="0070C0"/>
-                <w:sz w:val="18"/>
-                <w:szCs w:val="20"/>
-                <w:lang w:eastAsia="es-CL"/>
-              </w:rPr>
-            </w:pPr>
-            <w:r>
-              <w:rPr>
-                <w:rFonts w:ascii="Calibri" w:hAnsi="Calibri" w:cs="Arial"/>
-                <w:i/>
-                <w:color w:val="0070C0"/>
-                <w:sz w:val="18"/>
-                <w:szCs w:val="20"/>
-                <w:lang w:eastAsia="es-CL"/>
-              </w:rPr>
-              <w:t>¿Cuál es el objetivo general de tu Proyecto APT? ¿Cuáles son los objetivos específicos de tu Proyecto APT?</w:t>
+            </w:pPr>
+            <w:r>
+              <w:rPr>
+                <w:rFonts w:ascii="Calibri" w:hAnsi="Calibri" w:cs="Calibri"/>
+                <w:b w:val="0"/>
+                <w:i w:val="0"/>
+                <w:sz w:val="20"/>
+              </w:rPr>
+              <w:t>Desarrollar Walkan, una solución de software para almacenes de barrio compuesta por una caja de venta en hardware de bajo costo y una plataforma web multi-tenant, construida con TypeScript, NestJS y SQLite, que siga vendiendo aunque se corte internet y que optimice la toma de decisiones mediante análisis predictivo de ventas y sugerencias de reabastecimiento.</w:t>
+            </w:r>
+          </w:p>
+          <w:p>
+            <w:pPr>
+              <w:spacing w:before="80" w:after="60" w:line="240" w:lineRule="auto"/>
+              <w:jc w:val="both"/>
+            </w:pPr>
+            <w:r>
+              <w:rPr>
+                <w:rFonts w:ascii="Calibri" w:hAnsi="Calibri" w:cs="Calibri"/>
+                <w:b/>
+                <w:i w:val="0"/>
+                <w:sz w:val="20"/>
+              </w:rPr>
+              <w:t>Objetivos específicos y nivel de logro (corte: 16 de octubre de 2026)</w:t>
+            </w:r>
+          </w:p>
+          <w:p>
+            <w:pPr>
+              <w:spacing w:before="0" w:after="20" w:line="240" w:lineRule="auto"/>
+              <w:ind w:left="200" w:hanging="160"/>
+              <w:jc w:val="left"/>
+            </w:pPr>
+            <w:r>
+              <w:rPr>
+                <w:rFonts w:ascii="Calibri" w:hAnsi="Calibri" w:cs="Calibri"/>
+                <w:b w:val="0"/>
+                <w:i w:val="0"/>
+                <w:sz w:val="20"/>
+              </w:rPr>
+              <w:t xml:space="preserve">• </w:t>
+            </w:r>
+            <w:r>
+              <w:rPr>
+                <w:rFonts w:ascii="Calibri" w:hAnsi="Calibri" w:cs="Calibri"/>
+                <w:b/>
+                <w:i w:val="0"/>
+                <w:sz w:val="20"/>
+              </w:rPr>
+              <w:t>OE1.</w:t>
+            </w:r>
+            <w:r>
+              <w:rPr>
+                <w:rFonts w:ascii="Calibri" w:hAnsi="Calibri" w:cs="Calibri"/>
+                <w:b w:val="0"/>
+                <w:i w:val="0"/>
+                <w:sz w:val="20"/>
+              </w:rPr>
+              <w:t xml:space="preserve"> Relevar y especificar los requerimientos funcionales y no funcionales de la gestión de inventario y ventas en pequeños comercios. </w:t>
+            </w:r>
+            <w:r>
+              <w:rPr>
+                <w:rFonts w:ascii="Calibri" w:hAnsi="Calibri" w:cs="Calibri"/>
+                <w:b/>
+                <w:i w:val="0"/>
+                <w:sz w:val="20"/>
+              </w:rPr>
+              <w:t>Logrado:</w:t>
+            </w:r>
+            <w:r>
+              <w:rPr>
+                <w:rFonts w:ascii="Calibri" w:hAnsi="Calibri" w:cs="Calibri"/>
+                <w:b w:val="0"/>
+                <w:i w:val="0"/>
+                <w:sz w:val="20"/>
+              </w:rPr>
+              <w:t xml:space="preserve"> 29 historias de usuario en 12 épicas, con criterios de aceptación y prioridad MoSCoW.</w:t>
+            </w:r>
+          </w:p>
+          <w:p>
+            <w:pPr>
+              <w:spacing w:before="0" w:after="20" w:line="240" w:lineRule="auto"/>
+              <w:ind w:left="200" w:hanging="160"/>
+              <w:jc w:val="left"/>
+            </w:pPr>
+            <w:r>
+              <w:rPr>
+                <w:rFonts w:ascii="Calibri" w:hAnsi="Calibri" w:cs="Calibri"/>
+                <w:b w:val="0"/>
+                <w:i w:val="0"/>
+                <w:sz w:val="20"/>
+              </w:rPr>
+              <w:t xml:space="preserve">• </w:t>
+            </w:r>
+            <w:r>
+              <w:rPr>
+                <w:rFonts w:ascii="Calibri" w:hAnsi="Calibri" w:cs="Calibri"/>
+                <w:b/>
+                <w:i w:val="0"/>
+                <w:sz w:val="20"/>
+              </w:rPr>
+              <w:t>OE2.</w:t>
+            </w:r>
+            <w:r>
+              <w:rPr>
+                <w:rFonts w:ascii="Calibri" w:hAnsi="Calibri" w:cs="Calibri"/>
+                <w:b w:val="0"/>
+                <w:i w:val="0"/>
+                <w:sz w:val="20"/>
+              </w:rPr>
+              <w:t xml:space="preserve"> Diseñar la arquitectura del sistema y los modelos de datos relacionales en SQLite de la caja y de la nube. </w:t>
+            </w:r>
+            <w:r>
+              <w:rPr>
+                <w:rFonts w:ascii="Calibri" w:hAnsi="Calibri" w:cs="Calibri"/>
+                <w:b/>
+                <w:i w:val="0"/>
+                <w:sz w:val="20"/>
+              </w:rPr>
+              <w:t>Logrado:</w:t>
+            </w:r>
+            <w:r>
+              <w:rPr>
+                <w:rFonts w:ascii="Calibri" w:hAnsi="Calibri" w:cs="Calibri"/>
+                <w:b w:val="0"/>
+                <w:i w:val="0"/>
+                <w:sz w:val="20"/>
+              </w:rPr>
+              <w:t xml:space="preserve"> arquitectura en dos planos, modelos entidad-relación, 15 migraciones y 15 decisiones de diseño documentadas.</w:t>
+            </w:r>
+          </w:p>
+          <w:p>
+            <w:pPr>
+              <w:spacing w:before="0" w:after="20" w:line="240" w:lineRule="auto"/>
+              <w:ind w:left="200" w:hanging="160"/>
+              <w:jc w:val="left"/>
+            </w:pPr>
+            <w:r>
+              <w:rPr>
+                <w:rFonts w:ascii="Calibri" w:hAnsi="Calibri" w:cs="Calibri"/>
+                <w:b w:val="0"/>
+                <w:i w:val="0"/>
+                <w:sz w:val="20"/>
+              </w:rPr>
+              <w:t xml:space="preserve">• </w:t>
+            </w:r>
+            <w:r>
+              <w:rPr>
+                <w:rFonts w:ascii="Calibri" w:hAnsi="Calibri" w:cs="Calibri"/>
+                <w:b/>
+                <w:i w:val="0"/>
+                <w:sz w:val="20"/>
+              </w:rPr>
+              <w:t>OE3.</w:t>
+            </w:r>
+            <w:r>
+              <w:rPr>
+                <w:rFonts w:ascii="Calibri" w:hAnsi="Calibri" w:cs="Calibri"/>
+                <w:b w:val="0"/>
+                <w:i w:val="0"/>
+                <w:sz w:val="20"/>
+              </w:rPr>
+              <w:t xml:space="preserve"> Desarrollar la caja de venta y la plataforma web (registro, suscripción, panel del dueño y administración), priorizando la usabilidad y la velocidad de operación. </w:t>
+            </w:r>
+            <w:r>
+              <w:rPr>
+                <w:rFonts w:ascii="Calibri" w:hAnsi="Calibri" w:cs="Calibri"/>
+                <w:b/>
+                <w:i w:val="0"/>
+                <w:sz w:val="20"/>
+              </w:rPr>
+              <w:t>Logrado en su mayor parte:</w:t>
+            </w:r>
+            <w:r>
+              <w:rPr>
+                <w:rFonts w:ascii="Calibri" w:hAnsi="Calibri" w:cs="Calibri"/>
+                <w:b w:val="0"/>
+                <w:i w:val="0"/>
+                <w:sz w:val="20"/>
+              </w:rPr>
+              <w:t xml:space="preserve"> falta que la caja reciba el catálogo desde la web (H21).</w:t>
+            </w:r>
+          </w:p>
+          <w:p>
+            <w:pPr>
+              <w:spacing w:before="0" w:after="20" w:line="240" w:lineRule="auto"/>
+              <w:ind w:left="200" w:hanging="160"/>
+              <w:jc w:val="left"/>
+            </w:pPr>
+            <w:r>
+              <w:rPr>
+                <w:rFonts w:ascii="Calibri" w:hAnsi="Calibri" w:cs="Calibri"/>
+                <w:b w:val="0"/>
+                <w:i w:val="0"/>
+                <w:sz w:val="20"/>
+              </w:rPr>
+              <w:t xml:space="preserve">• </w:t>
+            </w:r>
+            <w:r>
+              <w:rPr>
+                <w:rFonts w:ascii="Calibri" w:hAnsi="Calibri" w:cs="Calibri"/>
+                <w:b/>
+                <w:i w:val="0"/>
+                <w:sz w:val="20"/>
+              </w:rPr>
+              <w:t>OE4.</w:t>
+            </w:r>
+            <w:r>
+              <w:rPr>
+                <w:rFonts w:ascii="Calibri" w:hAnsi="Calibri" w:cs="Calibri"/>
+                <w:b w:val="0"/>
+                <w:i w:val="0"/>
+                <w:sz w:val="20"/>
+              </w:rPr>
+              <w:t xml:space="preserve"> Implementar la lógica predictiva para estimar la demanda e identificar artículos de alta y baja rotación. </w:t>
+            </w:r>
+            <w:r>
+              <w:rPr>
+                <w:rFonts w:ascii="Calibri" w:hAnsi="Calibri" w:cs="Calibri"/>
+                <w:b/>
+                <w:i w:val="0"/>
+                <w:sz w:val="20"/>
+              </w:rPr>
+              <w:t>Logrado:</w:t>
+            </w:r>
+            <w:r>
+              <w:rPr>
+                <w:rFonts w:ascii="Calibri" w:hAnsi="Calibri" w:cs="Calibri"/>
+                <w:b w:val="0"/>
+                <w:i w:val="0"/>
+                <w:sz w:val="20"/>
+              </w:rPr>
+              <w:t xml:space="preserve"> promedio móvil de 28 días, días de stock, punto de reorden, cantidad sugerida, ABC e inventario detenido.</w:t>
+            </w:r>
+          </w:p>
+          <w:p>
+            <w:pPr>
+              <w:spacing w:before="0" w:after="20" w:line="240" w:lineRule="auto"/>
+              <w:ind w:left="200" w:hanging="160"/>
+              <w:jc w:val="left"/>
+            </w:pPr>
+            <w:r>
+              <w:rPr>
+                <w:rFonts w:ascii="Calibri" w:hAnsi="Calibri" w:cs="Calibri"/>
+                <w:b w:val="0"/>
+                <w:i w:val="0"/>
+                <w:sz w:val="20"/>
+              </w:rPr>
+              <w:t xml:space="preserve">• </w:t>
+            </w:r>
+            <w:r>
+              <w:rPr>
+                <w:rFonts w:ascii="Calibri" w:hAnsi="Calibri" w:cs="Calibri"/>
+                <w:b/>
+                <w:i w:val="0"/>
+                <w:sz w:val="20"/>
+              </w:rPr>
+              <w:t>OE5.</w:t>
+            </w:r>
+            <w:r>
+              <w:rPr>
+                <w:rFonts w:ascii="Calibri" w:hAnsi="Calibri" w:cs="Calibri"/>
+                <w:b w:val="0"/>
+                <w:i w:val="0"/>
+                <w:sz w:val="20"/>
+              </w:rPr>
+              <w:t xml:space="preserve"> Desarrollar la lista de compra sugerida por proveedor y el registro de la recepción de mercadería. </w:t>
+            </w:r>
+            <w:r>
+              <w:rPr>
+                <w:rFonts w:ascii="Calibri" w:hAnsi="Calibri" w:cs="Calibri"/>
+                <w:b/>
+                <w:i w:val="0"/>
+                <w:sz w:val="20"/>
+              </w:rPr>
+              <w:t>Logrado:</w:t>
+            </w:r>
+            <w:r>
+              <w:rPr>
+                <w:rFonts w:ascii="Calibri" w:hAnsi="Calibri" w:cs="Calibri"/>
+                <w:b w:val="0"/>
+                <w:i w:val="0"/>
+                <w:sz w:val="20"/>
+              </w:rPr>
+              <w:t xml:space="preserve"> pedidos sugeridos, atrasados y faltantes, y recepción editable con lotes y vencimiento.</w:t>
+            </w:r>
+          </w:p>
+          <w:p>
+            <w:pPr>
+              <w:spacing w:before="0" w:after="20" w:line="240" w:lineRule="auto"/>
+              <w:ind w:left="200" w:hanging="160"/>
+              <w:jc w:val="left"/>
+            </w:pPr>
+            <w:r>
+              <w:rPr>
+                <w:rFonts w:ascii="Calibri" w:hAnsi="Calibri" w:cs="Calibri"/>
+                <w:b w:val="0"/>
+                <w:i w:val="0"/>
+                <w:sz w:val="20"/>
+              </w:rPr>
+              <w:t xml:space="preserve">• </w:t>
+            </w:r>
+            <w:r>
+              <w:rPr>
+                <w:rFonts w:ascii="Calibri" w:hAnsi="Calibri" w:cs="Calibri"/>
+                <w:b/>
+                <w:i w:val="0"/>
+                <w:sz w:val="20"/>
+              </w:rPr>
+              <w:t>OE6.</w:t>
+            </w:r>
+            <w:r>
+              <w:rPr>
+                <w:rFonts w:ascii="Calibri" w:hAnsi="Calibri" w:cs="Calibri"/>
+                <w:b w:val="0"/>
+                <w:i w:val="0"/>
+                <w:sz w:val="20"/>
+              </w:rPr>
+              <w:t xml:space="preserve"> Validar el sistema mediante pruebas end-to-end automatizadas, verificación de fórmulas y escenarios de uso con datos simulados. </w:t>
+            </w:r>
+            <w:r>
+              <w:rPr>
+                <w:rFonts w:ascii="Calibri" w:hAnsi="Calibri" w:cs="Calibri"/>
+                <w:b/>
+                <w:i w:val="0"/>
+                <w:sz w:val="20"/>
+              </w:rPr>
+              <w:t>En curso:</w:t>
+            </w:r>
+            <w:r>
+              <w:rPr>
+                <w:rFonts w:ascii="Calibri" w:hAnsi="Calibri" w:cs="Calibri"/>
+                <w:b w:val="0"/>
+                <w:i w:val="0"/>
+                <w:sz w:val="20"/>
+              </w:rPr>
+              <w:t xml:space="preserve"> 77 pruebas Playwright y chequeos de fórmulas; falta el recorrido completo con la caja real y, opcionalmente, un piloto.</w:t>
+            </w:r>
+          </w:p>
+          <w:p>
+            <w:pPr>
+              <w:spacing w:before="0" w:after="60" w:line="240" w:lineRule="auto"/>
+              <w:jc w:val="both"/>
+            </w:pPr>
+            <w:r>
+              <w:rPr>
+                <w:rFonts w:ascii="Calibri" w:hAnsi="Calibri" w:cs="Calibri"/>
+                <w:b w:val="0"/>
+                <w:i w:val="0"/>
+                <w:sz w:val="20"/>
+              </w:rPr>
+              <w:t>Respecto de la Fase 1 se eliminó la exigencia de React en el objetivo general y en el OE3, se descartó el chatbot opcional y la integración con el SII se mantuvo como trabajo futuro.</w:t>
+            </w:r>
+          </w:p>
+          <w:p>
+            <w:pPr>
+              <w:spacing w:after="0" w:before="0"/>
+              <w:rPr>
+                <w:sz w:val="4"/>
+              </w:rPr>
+            </w:pPr>
+            <w:r>
+              <w:rPr>
+                <w:sz w:val="4"/>
+              </w:rPr>
             </w:r>
           </w:p>
         </w:tc>
@@ -1532,103 +1991,380 @@
           </w:tcPr>
           <w:p>
             <w:pPr>
-              <w:pStyle w:val="Prrafodelista"/>
-              <w:numPr>
-                <w:ilvl w:val="0"/>
-                <w:numId w:val="1"/>
-              </w:numPr>
-              <w:spacing w:after="0" w:line="240" w:lineRule="auto"/>
-              <w:ind w:left="318" w:hanging="284"/>
+              <w:spacing w:after="60" w:line="240" w:lineRule="auto" w:before="0"/>
               <w:jc w:val="both"/>
-              <w:rPr>
-                <w:rFonts w:ascii="Calibri" w:hAnsi="Calibri" w:cs="Arial"/>
-                <w:i/>
-                <w:color w:val="0070C0"/>
-                <w:sz w:val="18"/>
-                <w:szCs w:val="20"/>
-                <w:lang w:eastAsia="es-CL"/>
-              </w:rPr>
-            </w:pPr>
-            <w:r>
-              <w:rPr>
-                <w:rFonts w:ascii="Calibri" w:hAnsi="Calibri" w:cs="Arial"/>
-                <w:i/>
-                <w:color w:val="0070C0"/>
-                <w:sz w:val="18"/>
-                <w:szCs w:val="20"/>
-                <w:lang w:eastAsia="es-CL"/>
-              </w:rPr>
-              <w:t>Metodología utilizada y su pertinencia para cumplir objetivos.</w:t>
-            </w:r>
-          </w:p>
-          <w:p>
-            <w:pPr>
-              <w:ind w:left="720"/>
-              <w:rPr>
-                <w:rFonts w:ascii="Calibri" w:hAnsi="Calibri" w:cs="Arial"/>
-                <w:i/>
-                <w:color w:val="0070C0"/>
-                <w:sz w:val="18"/>
-                <w:szCs w:val="20"/>
-                <w:lang w:eastAsia="es-CL"/>
-              </w:rPr>
-            </w:pPr>
-            <w:r>
-              <w:rPr>
-                <w:rFonts w:ascii="Calibri" w:hAnsi="Calibri" w:cs="Arial"/>
-                <w:i/>
-                <w:color w:val="0070C0"/>
-                <w:sz w:val="18"/>
-                <w:szCs w:val="20"/>
-                <w:lang w:eastAsia="es-CL"/>
-              </w:rPr>
-              <w:t>¿Qué metodología utilizaste para desarrollar tu Proyecto APT?</w:t>
-            </w:r>
-            <w:r>
-              <w:rPr>
-                <w:rFonts w:ascii="Calibri" w:hAnsi="Calibri" w:cs="Arial"/>
-                <w:i/>
-                <w:color w:val="0070C0"/>
-                <w:sz w:val="18"/>
-                <w:szCs w:val="20"/>
-                <w:lang w:eastAsia="es-CL"/>
-              </w:rPr>
-              <w:t xml:space="preserve"> Describe las fases y procedimientos que llevaste a cabo para ejecutar tu proyecto.</w:t>
-            </w:r>
-          </w:p>
-          <w:p>
-            <w:pPr>
-              <w:ind w:left="720"/>
-              <w:rPr>
-                <w:rFonts w:ascii="Calibri" w:hAnsi="Calibri" w:cs="Arial"/>
-                <w:i/>
-                <w:color w:val="0070C0"/>
-                <w:sz w:val="18"/>
-                <w:szCs w:val="20"/>
-                <w:lang w:eastAsia="es-CL"/>
-              </w:rPr>
-            </w:pPr>
-            <w:r>
-              <w:rPr>
-                <w:rFonts w:ascii="Calibri" w:hAnsi="Calibri" w:cs="Arial"/>
-                <w:i/>
-                <w:color w:val="0070C0"/>
-                <w:sz w:val="18"/>
-                <w:szCs w:val="20"/>
-                <w:lang w:eastAsia="es-CL"/>
-              </w:rPr>
-              <w:t>Fundamenta, ¿p</w:t>
-            </w:r>
-            <w:r>
-              <w:rPr>
-                <w:rFonts w:ascii="Calibri" w:hAnsi="Calibri" w:cs="Arial"/>
-                <w:i/>
-                <w:color w:val="0070C0"/>
-                <w:sz w:val="18"/>
-                <w:szCs w:val="20"/>
-                <w:lang w:eastAsia="es-CL"/>
-              </w:rPr>
-              <w:t>or qué esta metodología era pertinente para cumplir los objetivos planteados?</w:t>
+            </w:pPr>
+            <w:r>
+              <w:rPr>
+                <w:rFonts w:ascii="Calibri" w:hAnsi="Calibri" w:cs="Calibri"/>
+                <w:b/>
+                <w:i w:val="0"/>
+                <w:sz w:val="20"/>
+              </w:rPr>
+              <w:t>Metodología utilizada</w:t>
+            </w:r>
+          </w:p>
+          <w:p>
+            <w:pPr>
+              <w:spacing w:before="0" w:after="60" w:line="240" w:lineRule="auto"/>
+              <w:jc w:val="both"/>
+            </w:pPr>
+            <w:r>
+              <w:rPr>
+                <w:rFonts w:ascii="Calibri" w:hAnsi="Calibri" w:cs="Calibri"/>
+                <w:b w:val="0"/>
+                <w:i w:val="0"/>
+                <w:sz w:val="20"/>
+              </w:rPr>
+              <w:t xml:space="preserve">Se usó un enfoque ágil basado en </w:t>
+            </w:r>
+            <w:r>
+              <w:rPr>
+                <w:rFonts w:ascii="Calibri" w:hAnsi="Calibri" w:cs="Calibri"/>
+                <w:b/>
+                <w:i w:val="0"/>
+                <w:sz w:val="20"/>
+              </w:rPr>
+              <w:t>Scrum</w:t>
+            </w:r>
+            <w:r>
+              <w:rPr>
+                <w:rFonts w:ascii="Calibri" w:hAnsi="Calibri" w:cs="Calibri"/>
+                <w:b w:val="0"/>
+                <w:i w:val="0"/>
+                <w:sz w:val="20"/>
+              </w:rPr>
+              <w:t>, con nueve sprints de dos semanas a lo largo de las 18 semanas del semestre (inicio el 7 de agosto). Álvaro Barrera actuó como Product Owner y Franco Núñez como Scrum Master; ambos formaron el equipo de desarrollo, y el docente participó como stakeholder en las revisiones.</w:t>
+            </w:r>
+          </w:p>
+          <w:p>
+            <w:pPr>
+              <w:spacing w:before="0" w:after="20" w:line="240" w:lineRule="auto"/>
+              <w:ind w:left="200" w:hanging="160"/>
+              <w:jc w:val="left"/>
+            </w:pPr>
+            <w:r>
+              <w:rPr>
+                <w:rFonts w:ascii="Calibri" w:hAnsi="Calibri" w:cs="Calibri"/>
+                <w:b w:val="0"/>
+                <w:i w:val="0"/>
+                <w:sz w:val="20"/>
+              </w:rPr>
+              <w:t xml:space="preserve">• </w:t>
+            </w:r>
+            <w:r>
+              <w:rPr>
+                <w:rFonts w:ascii="Calibri" w:hAnsi="Calibri" w:cs="Calibri"/>
+                <w:b/>
+                <w:i w:val="0"/>
+                <w:sz w:val="20"/>
+              </w:rPr>
+              <w:t>Artefactos:</w:t>
+            </w:r>
+            <w:r>
+              <w:rPr>
+                <w:rFonts w:ascii="Calibri" w:hAnsi="Calibri" w:cs="Calibri"/>
+                <w:b w:val="0"/>
+                <w:i w:val="0"/>
+                <w:sz w:val="20"/>
+              </w:rPr>
+              <w:t xml:space="preserve"> Product Backlog priorizado con MoSCoW y estimado en puntos de historia, épicas e historias «Como… quiero… para…» con criterios de aceptación, Impact Map y User Story Map para definir el MVP, sprint backlog y Scrumboard, burndown por sprint y del producto, y un registro de impedimentos.</w:t>
+            </w:r>
+          </w:p>
+          <w:p>
+            <w:pPr>
+              <w:spacing w:before="0" w:after="20" w:line="240" w:lineRule="auto"/>
+              <w:ind w:left="200" w:hanging="160"/>
+              <w:jc w:val="left"/>
+            </w:pPr>
+            <w:r>
+              <w:rPr>
+                <w:rFonts w:ascii="Calibri" w:hAnsi="Calibri" w:cs="Calibri"/>
+                <w:b w:val="0"/>
+                <w:i w:val="0"/>
+                <w:sz w:val="20"/>
+              </w:rPr>
+              <w:t xml:space="preserve">• </w:t>
+            </w:r>
+            <w:r>
+              <w:rPr>
+                <w:rFonts w:ascii="Calibri" w:hAnsi="Calibri" w:cs="Calibri"/>
+                <w:b/>
+                <w:i w:val="0"/>
+                <w:sz w:val="20"/>
+              </w:rPr>
+              <w:t>Eventos:</w:t>
+            </w:r>
+            <w:r>
+              <w:rPr>
+                <w:rFonts w:ascii="Calibri" w:hAnsi="Calibri" w:cs="Calibri"/>
+                <w:b w:val="0"/>
+                <w:i w:val="0"/>
+                <w:sz w:val="20"/>
+              </w:rPr>
+              <w:t xml:space="preserve"> Sprint Planning al inicio, dailies breves lunes, miércoles y viernes, Sprint Review con el incremento funcionando y retrospectiva con una acción de mejora concreta para el sprint siguiente.</w:t>
+            </w:r>
+          </w:p>
+          <w:p>
+            <w:pPr>
+              <w:spacing w:before="0" w:after="20" w:line="240" w:lineRule="auto"/>
+              <w:ind w:left="200" w:hanging="160"/>
+              <w:jc w:val="left"/>
+            </w:pPr>
+            <w:r>
+              <w:rPr>
+                <w:rFonts w:ascii="Calibri" w:hAnsi="Calibri" w:cs="Calibri"/>
+                <w:b w:val="0"/>
+                <w:i w:val="0"/>
+                <w:sz w:val="20"/>
+              </w:rPr>
+              <w:t xml:space="preserve">• </w:t>
+            </w:r>
+            <w:r>
+              <w:rPr>
+                <w:rFonts w:ascii="Calibri" w:hAnsi="Calibri" w:cs="Calibri"/>
+                <w:b/>
+                <w:i w:val="0"/>
+                <w:sz w:val="20"/>
+              </w:rPr>
+              <w:t>Prácticas de ingeniería:</w:t>
+            </w:r>
+            <w:r>
+              <w:rPr>
+                <w:rFonts w:ascii="Calibri" w:hAnsi="Calibri" w:cs="Calibri"/>
+                <w:b w:val="0"/>
+                <w:i w:val="0"/>
+                <w:sz w:val="20"/>
+              </w:rPr>
+              <w:t xml:space="preserve"> diseño de datos y registro de decisiones antes de programar, ramas por integrante y Conventional Commits en GitLab, auditoría del código, pruebas end-to-end con Playwright, chequeos de fórmulas y revisiones de seguridad.</w:t>
+            </w:r>
+          </w:p>
+          <w:p>
+            <w:pPr>
+              <w:spacing w:before="80" w:after="60" w:line="240" w:lineRule="auto"/>
+              <w:jc w:val="both"/>
+            </w:pPr>
+            <w:r>
+              <w:rPr>
+                <w:rFonts w:ascii="Calibri" w:hAnsi="Calibri" w:cs="Calibri"/>
+                <w:b/>
+                <w:i w:val="0"/>
+                <w:sz w:val="20"/>
+              </w:rPr>
+              <w:t>Fases y procedimientos</w:t>
+            </w:r>
+          </w:p>
+          <w:p>
+            <w:pPr>
+              <w:spacing w:before="0" w:after="20" w:line="240" w:lineRule="auto"/>
+              <w:ind w:left="200" w:hanging="160"/>
+              <w:jc w:val="left"/>
+            </w:pPr>
+            <w:r>
+              <w:rPr>
+                <w:rFonts w:ascii="Calibri" w:hAnsi="Calibri" w:cs="Calibri"/>
+                <w:b w:val="0"/>
+                <w:i w:val="0"/>
+                <w:sz w:val="20"/>
+              </w:rPr>
+              <w:t xml:space="preserve">• </w:t>
+            </w:r>
+            <w:r>
+              <w:rPr>
+                <w:rFonts w:ascii="Calibri" w:hAnsi="Calibri" w:cs="Calibri"/>
+                <w:b/>
+                <w:i w:val="0"/>
+                <w:sz w:val="20"/>
+              </w:rPr>
+              <w:t>Diseño (Sprint 1):</w:t>
+            </w:r>
+            <w:r>
+              <w:rPr>
+                <w:rFonts w:ascii="Calibri" w:hAnsi="Calibri" w:cs="Calibri"/>
+                <w:b w:val="0"/>
+                <w:i w:val="0"/>
+                <w:sz w:val="20"/>
+              </w:rPr>
+              <w:t xml:space="preserve"> alcance, hardware objetivo, esquema de datos, numeración correlativa, cola de emisión y flujo de venta.</w:t>
+            </w:r>
+          </w:p>
+          <w:p>
+            <w:pPr>
+              <w:spacing w:before="0" w:after="20" w:line="240" w:lineRule="auto"/>
+              <w:ind w:left="200" w:hanging="160"/>
+              <w:jc w:val="left"/>
+            </w:pPr>
+            <w:r>
+              <w:rPr>
+                <w:rFonts w:ascii="Calibri" w:hAnsi="Calibri" w:cs="Calibri"/>
+                <w:b w:val="0"/>
+                <w:i w:val="0"/>
+                <w:sz w:val="20"/>
+              </w:rPr>
+              <w:t xml:space="preserve">• </w:t>
+            </w:r>
+            <w:r>
+              <w:rPr>
+                <w:rFonts w:ascii="Calibri" w:hAnsi="Calibri" w:cs="Calibri"/>
+                <w:b/>
+                <w:i w:val="0"/>
+                <w:sz w:val="20"/>
+              </w:rPr>
+              <w:t>Caja on-premise (Sprints 1–2):</w:t>
+            </w:r>
+            <w:r>
+              <w:rPr>
+                <w:rFonts w:ascii="Calibri" w:hAnsi="Calibri" w:cs="Calibri"/>
+                <w:b w:val="0"/>
+                <w:i w:val="0"/>
+                <w:sz w:val="20"/>
+              </w:rPr>
+              <w:t xml:space="preserve"> construcción y verificación de los siete módulos y despliegue en el TV Box.</w:t>
+            </w:r>
+          </w:p>
+          <w:p>
+            <w:pPr>
+              <w:spacing w:before="0" w:after="20" w:line="240" w:lineRule="auto"/>
+              <w:ind w:left="200" w:hanging="160"/>
+              <w:jc w:val="left"/>
+            </w:pPr>
+            <w:r>
+              <w:rPr>
+                <w:rFonts w:ascii="Calibri" w:hAnsi="Calibri" w:cs="Calibri"/>
+                <w:b w:val="0"/>
+                <w:i w:val="0"/>
+                <w:sz w:val="20"/>
+              </w:rPr>
+              <w:t xml:space="preserve">• </w:t>
+            </w:r>
+            <w:r>
+              <w:rPr>
+                <w:rFonts w:ascii="Calibri" w:hAnsi="Calibri" w:cs="Calibri"/>
+                <w:b/>
+                <w:i w:val="0"/>
+                <w:sz w:val="20"/>
+              </w:rPr>
+              <w:t>Plataforma web (Sprints 3–4):</w:t>
+            </w:r>
+            <w:r>
+              <w:rPr>
+                <w:rFonts w:ascii="Calibri" w:hAnsi="Calibri" w:cs="Calibri"/>
+                <w:b w:val="0"/>
+                <w:i w:val="0"/>
+                <w:sz w:val="20"/>
+              </w:rPr>
+              <w:t xml:space="preserve"> multi-tenant, paneles, despliegue en servidor, seguridad, registro con pago y límites por plan.</w:t>
+            </w:r>
+          </w:p>
+          <w:p>
+            <w:pPr>
+              <w:spacing w:before="0" w:after="20" w:line="240" w:lineRule="auto"/>
+              <w:ind w:left="200" w:hanging="160"/>
+              <w:jc w:val="left"/>
+            </w:pPr>
+            <w:r>
+              <w:rPr>
+                <w:rFonts w:ascii="Calibri" w:hAnsi="Calibri" w:cs="Calibri"/>
+                <w:b w:val="0"/>
+                <w:i w:val="0"/>
+                <w:sz w:val="20"/>
+              </w:rPr>
+              <w:t xml:space="preserve">• </w:t>
+            </w:r>
+            <w:r>
+              <w:rPr>
+                <w:rFonts w:ascii="Calibri" w:hAnsi="Calibri" w:cs="Calibri"/>
+                <w:b/>
+                <w:i w:val="0"/>
+                <w:sz w:val="20"/>
+              </w:rPr>
+              <w:t>Inventario e inteligencia (Sprints 5–7):</w:t>
+            </w:r>
+            <w:r>
+              <w:rPr>
+                <w:rFonts w:ascii="Calibri" w:hAnsi="Calibri" w:cs="Calibri"/>
+                <w:b w:val="0"/>
+                <w:i w:val="0"/>
+                <w:sz w:val="20"/>
+              </w:rPr>
+              <w:t xml:space="preserve"> SKU único, kardex, ingreso de mercadería, simulador, predicción, lista de compra, rotación y catálogo hacia la caja.</w:t>
+            </w:r>
+          </w:p>
+          <w:p>
+            <w:pPr>
+              <w:spacing w:before="0" w:after="20" w:line="240" w:lineRule="auto"/>
+              <w:ind w:left="200" w:hanging="160"/>
+              <w:jc w:val="left"/>
+            </w:pPr>
+            <w:r>
+              <w:rPr>
+                <w:rFonts w:ascii="Calibri" w:hAnsi="Calibri" w:cs="Calibri"/>
+                <w:b w:val="0"/>
+                <w:i w:val="0"/>
+                <w:sz w:val="20"/>
+              </w:rPr>
+              <w:t xml:space="preserve">• </w:t>
+            </w:r>
+            <w:r>
+              <w:rPr>
+                <w:rFonts w:ascii="Calibri" w:hAnsi="Calibri" w:cs="Calibri"/>
+                <w:b/>
+                <w:i w:val="0"/>
+                <w:sz w:val="20"/>
+              </w:rPr>
+              <w:t>Pruebas, cierre y defensa (Sprints 7–9):</w:t>
+            </w:r>
+            <w:r>
+              <w:rPr>
+                <w:rFonts w:ascii="Calibri" w:hAnsi="Calibri" w:cs="Calibri"/>
+                <w:b w:val="0"/>
+                <w:i w:val="0"/>
+                <w:sz w:val="20"/>
+              </w:rPr>
+              <w:t xml:space="preserve"> QA de punta a punta, endurecimiento final, documentación, correcciones y demo en vivo.</w:t>
+            </w:r>
+          </w:p>
+          <w:p>
+            <w:pPr>
+              <w:spacing w:before="80" w:after="60" w:line="240" w:lineRule="auto"/>
+              <w:jc w:val="both"/>
+            </w:pPr>
+            <w:r>
+              <w:rPr>
+                <w:rFonts w:ascii="Calibri" w:hAnsi="Calibri" w:cs="Calibri"/>
+                <w:b/>
+                <w:i w:val="0"/>
+                <w:sz w:val="20"/>
+              </w:rPr>
+              <w:t>Pertinencia</w:t>
+            </w:r>
+          </w:p>
+          <w:p>
+            <w:pPr>
+              <w:spacing w:before="0" w:after="60" w:line="240" w:lineRule="auto"/>
+              <w:jc w:val="both"/>
+            </w:pPr>
+            <w:r>
+              <w:rPr>
+                <w:rFonts w:ascii="Calibri" w:hAnsi="Calibri" w:cs="Calibri"/>
+                <w:b w:val="0"/>
+                <w:i w:val="0"/>
+                <w:sz w:val="20"/>
+              </w:rPr>
+              <w:t>Scrum fue pertinente porque los requisitos cambiaron durante el proyecto (la integración con el SII salió del alcance, el 25 de septiembre se sumaron 13 historias para la demo y la revisión del docente redefinió prioridades). Los sprints cortos con un incremento verificable permitieron mostrar avances reales en cada revisión y corregir el rumbo a tiempo. La priorización MoSCoW protegió el recorrido de la demo frente al crecimiento del alcance, y el registro de impedimentos ayudó a resolver bloqueos de infraestructura en días y no en semanas. Para un equipo de dos personas con dedicación parcial (alrededor de 10 horas semanales cada uno), un proceso liviano con roles claros y división por dominios fue más eficaz que un plan cerrado en cascada.</w:t>
+            </w:r>
+          </w:p>
+          <w:p>
+            <w:pPr>
+              <w:spacing w:after="0" w:before="0"/>
+              <w:rPr>
+                <w:sz w:val="4"/>
+              </w:rPr>
+            </w:pPr>
+            <w:r>
+              <w:rPr>
+                <w:sz w:val="4"/>
+              </w:rPr>
             </w:r>
           </w:p>
         </w:tc>
@@ -1668,271 +2404,683 @@
           </w:tcPr>
           <w:p>
             <w:pPr>
-              <w:pStyle w:val="Prrafodelista"/>
-              <w:numPr>
-                <w:ilvl w:val="0"/>
-                <w:numId w:val="1"/>
-              </w:numPr>
-              <w:spacing w:after="0" w:line="240" w:lineRule="auto"/>
-              <w:ind w:left="318" w:hanging="284"/>
+              <w:spacing w:after="60" w:line="240" w:lineRule="auto" w:before="0"/>
               <w:jc w:val="both"/>
-              <w:rPr>
-                <w:rFonts w:ascii="Calibri" w:hAnsi="Calibri" w:cs="Arial"/>
-                <w:i/>
-                <w:color w:val="0070C0"/>
-                <w:sz w:val="18"/>
-                <w:szCs w:val="20"/>
-                <w:lang w:eastAsia="es-CL"/>
-              </w:rPr>
-            </w:pPr>
-            <w:r>
-              <w:rPr>
-                <w:rFonts w:ascii="Calibri" w:hAnsi="Calibri" w:cs="Arial"/>
-                <w:i/>
-                <w:color w:val="0070C0"/>
-                <w:sz w:val="18"/>
-                <w:szCs w:val="20"/>
-                <w:lang w:eastAsia="es-CL"/>
-              </w:rPr>
-              <w:t>Descripción de las etapas o actividades del Proyecto APT.</w:t>
-            </w:r>
-          </w:p>
-          <w:p>
-            <w:pPr>
-              <w:pStyle w:val="Prrafodelista"/>
+            </w:pPr>
+            <w:r>
+              <w:rPr>
+                <w:rFonts w:ascii="Calibri" w:hAnsi="Calibri" w:cs="Calibri"/>
+                <w:b/>
+                <w:i w:val="0"/>
+                <w:sz w:val="20"/>
+              </w:rPr>
+              <w:t>Etapas y actividades desarrolladas</w:t>
+            </w:r>
+          </w:p>
+          <w:p>
+            <w:pPr>
+              <w:spacing w:before="0" w:after="20" w:line="240" w:lineRule="auto"/>
+              <w:ind w:left="200" w:hanging="160"/>
+              <w:jc w:val="left"/>
+            </w:pPr>
+            <w:r>
+              <w:rPr>
+                <w:rFonts w:ascii="Calibri" w:hAnsi="Calibri" w:cs="Calibri"/>
+                <w:b w:val="0"/>
+                <w:i w:val="0"/>
+                <w:sz w:val="20"/>
+              </w:rPr>
+              <w:t xml:space="preserve">• </w:t>
+            </w:r>
+            <w:r>
+              <w:rPr>
+                <w:rFonts w:ascii="Calibri" w:hAnsi="Calibri" w:cs="Calibri"/>
+                <w:b/>
+                <w:i w:val="0"/>
+                <w:sz w:val="20"/>
+              </w:rPr>
+              <w:t>Sprint 1 (7–23 ago) · Diseño y base de la caja:</w:t>
+            </w:r>
+            <w:r>
+              <w:rPr>
+                <w:rFonts w:ascii="Calibri" w:hAnsi="Calibri" w:cs="Calibri"/>
+                <w:b w:val="0"/>
+                <w:i w:val="0"/>
+                <w:sz w:val="20"/>
+              </w:rPr>
+              <w:t xml:space="preserve"> SQLite con WAL y transacciones, catálogo e inventario con kardex, apertura y cierre de caja con PIN.</w:t>
+            </w:r>
+          </w:p>
+          <w:p>
+            <w:pPr>
+              <w:spacing w:before="0" w:after="20" w:line="240" w:lineRule="auto"/>
+              <w:ind w:left="200" w:hanging="160"/>
+              <w:jc w:val="left"/>
+            </w:pPr>
+            <w:r>
+              <w:rPr>
+                <w:rFonts w:ascii="Calibri" w:hAnsi="Calibri" w:cs="Calibri"/>
+                <w:b w:val="0"/>
+                <w:i w:val="0"/>
+                <w:sz w:val="20"/>
+              </w:rPr>
+              <w:t xml:space="preserve">• </w:t>
+            </w:r>
+            <w:r>
+              <w:rPr>
+                <w:rFonts w:ascii="Calibri" w:hAnsi="Calibri" w:cs="Calibri"/>
+                <w:b/>
+                <w:i w:val="0"/>
+                <w:sz w:val="20"/>
+              </w:rPr>
+              <w:t>Sprint 2 (24 ago–6 sep) · Caja completa en el TV Box:</w:t>
+            </w:r>
+            <w:r>
+              <w:rPr>
+                <w:rFonts w:ascii="Calibri" w:hAnsi="Calibri" w:cs="Calibri"/>
+                <w:b w:val="0"/>
+                <w:i w:val="0"/>
+                <w:sz w:val="20"/>
+              </w:rPr>
+              <w:t xml:space="preserve"> venta con comprobante correlativo y cola de emisión con reintentos, sincronización FIFO hacia la nube, enrolamiento de la caja y kill-switch antirrobo.</w:t>
+            </w:r>
+          </w:p>
+          <w:p>
+            <w:pPr>
+              <w:spacing w:before="0" w:after="20" w:line="240" w:lineRule="auto"/>
+              <w:ind w:left="200" w:hanging="160"/>
+              <w:jc w:val="left"/>
+            </w:pPr>
+            <w:r>
+              <w:rPr>
+                <w:rFonts w:ascii="Calibri" w:hAnsi="Calibri" w:cs="Calibri"/>
+                <w:b w:val="0"/>
+                <w:i w:val="0"/>
+                <w:sz w:val="20"/>
+              </w:rPr>
+              <w:t xml:space="preserve">• </w:t>
+            </w:r>
+            <w:r>
+              <w:rPr>
+                <w:rFonts w:ascii="Calibri" w:hAnsi="Calibri" w:cs="Calibri"/>
+                <w:b/>
+                <w:i w:val="0"/>
+                <w:sz w:val="20"/>
+              </w:rPr>
+              <w:t>Sprint 3 (7–20 sep) · Plataforma web multi-tenant:</w:t>
+            </w:r>
+            <w:r>
+              <w:rPr>
+                <w:rFonts w:ascii="Calibri" w:hAnsi="Calibri" w:cs="Calibri"/>
+                <w:b w:val="0"/>
+                <w:i w:val="0"/>
+                <w:sz w:val="20"/>
+              </w:rPr>
+              <w:t xml:space="preserve"> sitio comercial, contacto, panel de administración y panel del dueño; documentación alineada al alcance sin SII.</w:t>
+            </w:r>
+          </w:p>
+          <w:p>
+            <w:pPr>
+              <w:spacing w:before="0" w:after="20" w:line="240" w:lineRule="auto"/>
+              <w:ind w:left="200" w:hanging="160"/>
+              <w:jc w:val="left"/>
+            </w:pPr>
+            <w:r>
+              <w:rPr>
+                <w:rFonts w:ascii="Calibri" w:hAnsi="Calibri" w:cs="Calibri"/>
+                <w:b w:val="0"/>
+                <w:i w:val="0"/>
+                <w:sz w:val="20"/>
+              </w:rPr>
+              <w:t xml:space="preserve">• </w:t>
+            </w:r>
+            <w:r>
+              <w:rPr>
+                <w:rFonts w:ascii="Calibri" w:hAnsi="Calibri" w:cs="Calibri"/>
+                <w:b/>
+                <w:i w:val="0"/>
+                <w:sz w:val="20"/>
+              </w:rPr>
+              <w:t>Sprint 4 (21 sep–4 oct) · Recorrido de la demo:</w:t>
+            </w:r>
+            <w:r>
+              <w:rPr>
+                <w:rFonts w:ascii="Calibri" w:hAnsi="Calibri" w:cs="Calibri"/>
+                <w:b w:val="0"/>
+                <w:i w:val="0"/>
+                <w:sz w:val="20"/>
+              </w:rPr>
+              <w:t xml:space="preserve"> auditoría del código, replanificación del backlog, despliegue en el servidor Primigenio, seguridad mínima, registro autoservicio con pago, activación y límites de cajas por plan.</w:t>
+            </w:r>
+          </w:p>
+          <w:p>
+            <w:pPr>
+              <w:spacing w:before="0" w:after="20" w:line="240" w:lineRule="auto"/>
+              <w:ind w:left="200" w:hanging="160"/>
+              <w:jc w:val="left"/>
+            </w:pPr>
+            <w:r>
+              <w:rPr>
+                <w:rFonts w:ascii="Calibri" w:hAnsi="Calibri" w:cs="Calibri"/>
+                <w:b w:val="0"/>
+                <w:i w:val="0"/>
+                <w:sz w:val="20"/>
+              </w:rPr>
+              <w:t xml:space="preserve">• </w:t>
+            </w:r>
+            <w:r>
+              <w:rPr>
+                <w:rFonts w:ascii="Calibri" w:hAnsi="Calibri" w:cs="Calibri"/>
+                <w:b/>
+                <w:i w:val="0"/>
+                <w:sz w:val="20"/>
+              </w:rPr>
+              <w:t>Sprint 5 (5–18 oct) · Inventario e inteligencia:</w:t>
+            </w:r>
+            <w:r>
+              <w:rPr>
+                <w:rFonts w:ascii="Calibri" w:hAnsi="Calibri" w:cs="Calibri"/>
+                <w:b w:val="0"/>
+                <w:i w:val="0"/>
+                <w:sz w:val="20"/>
+              </w:rPr>
+              <w:t xml:space="preserve"> CRUD con SKU único, kardex, ingreso de mercadería con lotes FEFO, simulador de ventas, predicción, pedidos sugeridos, rotación ABC, 77 pruebas E2E, «Mi cuenta» y «Mi plan».</w:t>
+            </w:r>
+          </w:p>
+          <w:p>
+            <w:pPr>
+              <w:spacing w:before="0" w:after="20" w:line="240" w:lineRule="auto"/>
+              <w:ind w:left="200" w:hanging="160"/>
+              <w:jc w:val="left"/>
+            </w:pPr>
+            <w:r>
+              <w:rPr>
+                <w:rFonts w:ascii="Calibri" w:hAnsi="Calibri" w:cs="Calibri"/>
+                <w:b w:val="0"/>
+                <w:i w:val="0"/>
+                <w:sz w:val="20"/>
+              </w:rPr>
+              <w:t xml:space="preserve">• </w:t>
+            </w:r>
+            <w:r>
+              <w:rPr>
+                <w:rFonts w:ascii="Calibri" w:hAnsi="Calibri" w:cs="Calibri"/>
+                <w:b/>
+                <w:i w:val="0"/>
+                <w:sz w:val="20"/>
+              </w:rPr>
+              <w:t>Sprints 6–9 (19 oct–13 dic) · Cierre:</w:t>
+            </w:r>
+            <w:r>
+              <w:rPr>
+                <w:rFonts w:ascii="Calibri" w:hAnsi="Calibri" w:cs="Calibri"/>
+                <w:b w:val="0"/>
+                <w:i w:val="0"/>
+                <w:sz w:val="20"/>
+              </w:rPr>
+              <w:t xml:space="preserve"> catálogo nube → caja, Flow real y morosidad, resumen por período, endurecimiento final, QA con la caja real, piloto opcional, documentación final y defensa.</w:t>
+            </w:r>
+          </w:p>
+          <w:p>
+            <w:pPr>
+              <w:spacing w:before="80" w:after="60" w:line="240" w:lineRule="auto"/>
               <w:jc w:val="both"/>
-              <w:rPr>
-                <w:rFonts w:ascii="Calibri" w:hAnsi="Calibri" w:cs="Arial"/>
-                <w:i/>
-                <w:color w:val="0070C0"/>
-                <w:sz w:val="18"/>
-                <w:szCs w:val="20"/>
-                <w:lang w:eastAsia="es-CL"/>
-              </w:rPr>
-            </w:pPr>
-            <w:r>
-              <w:rPr>
-                <w:rFonts w:ascii="Calibri" w:hAnsi="Calibri" w:cs="Arial"/>
-                <w:i/>
-                <w:color w:val="0070C0"/>
-                <w:sz w:val="18"/>
-                <w:szCs w:val="20"/>
-                <w:lang w:eastAsia="es-CL"/>
-              </w:rPr>
-              <w:t xml:space="preserve">¿Cuáles fueron las etapas o actividades </w:t>
-            </w:r>
-            <w:r>
-              <w:rPr>
-                <w:rFonts w:ascii="Calibri" w:hAnsi="Calibri" w:cs="Arial"/>
-                <w:i/>
-                <w:color w:val="0070C0"/>
-                <w:sz w:val="18"/>
-                <w:szCs w:val="20"/>
-                <w:lang w:eastAsia="es-CL"/>
-              </w:rPr>
-              <w:t>que desarrollaste en</w:t>
-            </w:r>
-            <w:r>
-              <w:rPr>
-                <w:rFonts w:ascii="Calibri" w:hAnsi="Calibri" w:cs="Arial"/>
-                <w:i/>
-                <w:color w:val="0070C0"/>
-                <w:sz w:val="18"/>
-                <w:szCs w:val="20"/>
-                <w:lang w:eastAsia="es-CL"/>
-              </w:rPr>
-              <w:t xml:space="preserve"> tu Proyecto APT?</w:t>
-            </w:r>
-          </w:p>
-          <w:p>
-            <w:pPr>
-              <w:pStyle w:val="Prrafodelista"/>
-              <w:numPr>
-                <w:ilvl w:val="0"/>
-                <w:numId w:val="1"/>
-              </w:numPr>
-              <w:spacing w:after="0" w:line="240" w:lineRule="auto"/>
-              <w:ind w:left="318" w:hanging="284"/>
+            </w:pPr>
+            <w:r>
+              <w:rPr>
+                <w:rFonts w:ascii="Calibri" w:hAnsi="Calibri" w:cs="Calibri"/>
+                <w:b/>
+                <w:i w:val="0"/>
+                <w:sz w:val="20"/>
+              </w:rPr>
+              <w:t>Facilitadores</w:t>
+            </w:r>
+          </w:p>
+          <w:p>
+            <w:pPr>
+              <w:spacing w:before="0" w:after="20" w:line="240" w:lineRule="auto"/>
+              <w:ind w:left="200" w:hanging="160"/>
+              <w:jc w:val="left"/>
+            </w:pPr>
+            <w:r>
+              <w:rPr>
+                <w:rFonts w:ascii="Calibri" w:hAnsi="Calibri" w:cs="Calibri"/>
+                <w:b w:val="0"/>
+                <w:i w:val="0"/>
+                <w:sz w:val="20"/>
+              </w:rPr>
+              <w:t xml:space="preserve">• </w:t>
+            </w:r>
+            <w:r>
+              <w:rPr>
+                <w:rFonts w:ascii="Calibri" w:hAnsi="Calibri" w:cs="Calibri"/>
+                <w:b w:val="0"/>
+                <w:i w:val="0"/>
+                <w:sz w:val="20"/>
+              </w:rPr>
+              <w:t>Roles claros y división por dominios: Franco en productos, inventario y predicción; Álvaro en usuarios, caja, pagos y plataforma.</w:t>
+            </w:r>
+          </w:p>
+          <w:p>
+            <w:pPr>
+              <w:spacing w:before="0" w:after="20" w:line="240" w:lineRule="auto"/>
+              <w:ind w:left="200" w:hanging="160"/>
+              <w:jc w:val="left"/>
+            </w:pPr>
+            <w:r>
+              <w:rPr>
+                <w:rFonts w:ascii="Calibri" w:hAnsi="Calibri" w:cs="Calibri"/>
+                <w:b w:val="0"/>
+                <w:i w:val="0"/>
+                <w:sz w:val="20"/>
+              </w:rPr>
+              <w:t xml:space="preserve">• </w:t>
+            </w:r>
+            <w:r>
+              <w:rPr>
+                <w:rFonts w:ascii="Calibri" w:hAnsi="Calibri" w:cs="Calibri"/>
+                <w:b w:val="0"/>
+                <w:i w:val="0"/>
+                <w:sz w:val="20"/>
+              </w:rPr>
+              <w:t>Un mismo stack en la caja y en la nube (NestJS sobre Fastify, TypeScript y SQLite) y el diseño de datos antes de programar.</w:t>
+            </w:r>
+          </w:p>
+          <w:p>
+            <w:pPr>
+              <w:spacing w:before="0" w:after="20" w:line="240" w:lineRule="auto"/>
+              <w:ind w:left="200" w:hanging="160"/>
+              <w:jc w:val="left"/>
+            </w:pPr>
+            <w:r>
+              <w:rPr>
+                <w:rFonts w:ascii="Calibri" w:hAnsi="Calibri" w:cs="Calibri"/>
+                <w:b w:val="0"/>
+                <w:i w:val="0"/>
+                <w:sz w:val="20"/>
+              </w:rPr>
+              <w:t xml:space="preserve">• </w:t>
+            </w:r>
+            <w:r>
+              <w:rPr>
+                <w:rFonts w:ascii="Calibri" w:hAnsi="Calibri" w:cs="Calibri"/>
+                <w:b w:val="0"/>
+                <w:i w:val="0"/>
+                <w:sz w:val="20"/>
+              </w:rPr>
+              <w:t>El kardex y el simulador de ventas, que permitieron adelantar la predicción sin depender del hardware.</w:t>
+            </w:r>
+          </w:p>
+          <w:p>
+            <w:pPr>
+              <w:spacing w:before="0" w:after="20" w:line="240" w:lineRule="auto"/>
+              <w:ind w:left="200" w:hanging="160"/>
+              <w:jc w:val="left"/>
+            </w:pPr>
+            <w:r>
+              <w:rPr>
+                <w:rFonts w:ascii="Calibri" w:hAnsi="Calibri" w:cs="Calibri"/>
+                <w:b w:val="0"/>
+                <w:i w:val="0"/>
+                <w:sz w:val="20"/>
+              </w:rPr>
+              <w:t xml:space="preserve">• </w:t>
+            </w:r>
+            <w:r>
+              <w:rPr>
+                <w:rFonts w:ascii="Calibri" w:hAnsi="Calibri" w:cs="Calibri"/>
+                <w:b w:val="0"/>
+                <w:i w:val="0"/>
+                <w:sz w:val="20"/>
+              </w:rPr>
+              <w:t>Control de versiones con ramas y respaldos, un servidor propio sin costo de hosting y asistentes de IA para revisar código e investigar buenas prácticas, siempre verificados con pruebas.</w:t>
+            </w:r>
+          </w:p>
+          <w:p>
+            <w:pPr>
+              <w:spacing w:before="80" w:after="60" w:line="240" w:lineRule="auto"/>
               <w:jc w:val="both"/>
-              <w:rPr>
-                <w:rFonts w:ascii="Calibri" w:hAnsi="Calibri" w:cs="Arial"/>
-                <w:i/>
-                <w:color w:val="0070C0"/>
-                <w:sz w:val="18"/>
-                <w:szCs w:val="20"/>
-                <w:lang w:eastAsia="es-CL"/>
-              </w:rPr>
-            </w:pPr>
-            <w:r>
-              <w:rPr>
-                <w:rFonts w:ascii="Calibri" w:hAnsi="Calibri" w:cs="Arial"/>
-                <w:i/>
-                <w:color w:val="0070C0"/>
-                <w:sz w:val="18"/>
-                <w:szCs w:val="20"/>
-                <w:lang w:eastAsia="es-CL"/>
-              </w:rPr>
-              <w:t>Dificultades y facilitadores en el desarrollo del Proyecto APT</w:t>
-            </w:r>
-            <w:r>
-              <w:rPr>
-                <w:rFonts w:ascii="Calibri" w:hAnsi="Calibri" w:cs="Arial"/>
-                <w:i/>
-                <w:color w:val="0070C0"/>
-                <w:sz w:val="18"/>
-                <w:szCs w:val="20"/>
-                <w:lang w:eastAsia="es-CL"/>
-              </w:rPr>
-              <w:t>.</w:t>
-            </w:r>
-          </w:p>
-          <w:p>
-            <w:pPr>
-              <w:pStyle w:val="Prrafodelista"/>
+            </w:pPr>
+            <w:r>
+              <w:rPr>
+                <w:rFonts w:ascii="Calibri" w:hAnsi="Calibri" w:cs="Calibri"/>
+                <w:b/>
+                <w:i w:val="0"/>
+                <w:sz w:val="20"/>
+              </w:rPr>
+              <w:t>Dificultades</w:t>
+            </w:r>
+          </w:p>
+          <w:p>
+            <w:pPr>
+              <w:spacing w:before="0" w:after="20" w:line="240" w:lineRule="auto"/>
+              <w:ind w:left="200" w:hanging="160"/>
+              <w:jc w:val="left"/>
+            </w:pPr>
+            <w:r>
+              <w:rPr>
+                <w:rFonts w:ascii="Calibri" w:hAnsi="Calibri" w:cs="Calibri"/>
+                <w:b w:val="0"/>
+                <w:i w:val="0"/>
+                <w:sz w:val="20"/>
+              </w:rPr>
+              <w:t xml:space="preserve">• </w:t>
+            </w:r>
+            <w:r>
+              <w:rPr>
+                <w:rFonts w:ascii="Calibri" w:hAnsi="Calibri" w:cs="Calibri"/>
+                <w:b w:val="0"/>
+                <w:i w:val="0"/>
+                <w:sz w:val="20"/>
+              </w:rPr>
+              <w:t>Servicios externos: sin salida a flow.cl desde el equipo de trabajo, y Flow no avisa los cobros fallidos.</w:t>
+            </w:r>
+          </w:p>
+          <w:p>
+            <w:pPr>
+              <w:spacing w:before="0" w:after="20" w:line="240" w:lineRule="auto"/>
+              <w:ind w:left="200" w:hanging="160"/>
+              <w:jc w:val="left"/>
+            </w:pPr>
+            <w:r>
+              <w:rPr>
+                <w:rFonts w:ascii="Calibri" w:hAnsi="Calibri" w:cs="Calibri"/>
+                <w:b w:val="0"/>
+                <w:i w:val="0"/>
+                <w:sz w:val="20"/>
+              </w:rPr>
+              <w:t xml:space="preserve">• </w:t>
+            </w:r>
+            <w:r>
+              <w:rPr>
+                <w:rFonts w:ascii="Calibri" w:hAnsi="Calibri" w:cs="Calibri"/>
+                <w:b w:val="0"/>
+                <w:i w:val="0"/>
+                <w:sz w:val="20"/>
+              </w:rPr>
+              <w:t>Infraestructura: pérdida de acceso al servidor, conflicto de puertos entre systemd y pm2, VPN sin DNS y un TV Box sin driver de WiFi.</w:t>
+            </w:r>
+          </w:p>
+          <w:p>
+            <w:pPr>
+              <w:spacing w:before="0" w:after="20" w:line="240" w:lineRule="auto"/>
+              <w:ind w:left="200" w:hanging="160"/>
+              <w:jc w:val="left"/>
+            </w:pPr>
+            <w:r>
+              <w:rPr>
+                <w:rFonts w:ascii="Calibri" w:hAnsi="Calibri" w:cs="Calibri"/>
+                <w:b w:val="0"/>
+                <w:i w:val="0"/>
+                <w:sz w:val="20"/>
+              </w:rPr>
+              <w:t xml:space="preserve">• </w:t>
+            </w:r>
+            <w:r>
+              <w:rPr>
+                <w:rFonts w:ascii="Calibri" w:hAnsi="Calibri" w:cs="Calibri"/>
+                <w:b w:val="0"/>
+                <w:i w:val="0"/>
+                <w:sz w:val="20"/>
+              </w:rPr>
+              <w:t>Documentación que quedaba atrás del código y diferencias entre lo documentado y lo implementado.</w:t>
+            </w:r>
+          </w:p>
+          <w:p>
+            <w:pPr>
+              <w:spacing w:before="0" w:after="20" w:line="240" w:lineRule="auto"/>
+              <w:ind w:left="200" w:hanging="160"/>
+              <w:jc w:val="left"/>
+            </w:pPr>
+            <w:r>
+              <w:rPr>
+                <w:rFonts w:ascii="Calibri" w:hAnsi="Calibri" w:cs="Calibri"/>
+                <w:b w:val="0"/>
+                <w:i w:val="0"/>
+                <w:sz w:val="20"/>
+              </w:rPr>
+              <w:t xml:space="preserve">• </w:t>
+            </w:r>
+            <w:r>
+              <w:rPr>
+                <w:rFonts w:ascii="Calibri" w:hAnsi="Calibri" w:cs="Calibri"/>
+                <w:b w:val="0"/>
+                <w:i w:val="0"/>
+                <w:sz w:val="20"/>
+              </w:rPr>
+              <w:t>Carga académica paralela y crecimiento del alcance (13 historias nuevas y hallazgos de seguridad).</w:t>
+            </w:r>
+          </w:p>
+          <w:p>
+            <w:pPr>
+              <w:spacing w:before="80" w:after="60" w:line="240" w:lineRule="auto"/>
               <w:jc w:val="both"/>
-              <w:rPr>
-                <w:rFonts w:ascii="Calibri" w:hAnsi="Calibri" w:cs="Arial"/>
-                <w:i/>
-                <w:color w:val="0070C0"/>
-                <w:sz w:val="18"/>
-                <w:szCs w:val="20"/>
-                <w:lang w:eastAsia="es-CL"/>
-              </w:rPr>
-            </w:pPr>
-            <w:r>
-              <w:rPr>
-                <w:rFonts w:ascii="Calibri" w:hAnsi="Calibri" w:cs="Arial"/>
-                <w:i/>
-                <w:color w:val="0070C0"/>
-                <w:sz w:val="18"/>
-                <w:szCs w:val="20"/>
-                <w:lang w:eastAsia="es-CL"/>
-              </w:rPr>
-              <w:t>¿Qué elementos/aspectos te facilitaron o ayudaron en el desarrollo de tu proyecto APT?</w:t>
-            </w:r>
-          </w:p>
-          <w:p>
-            <w:pPr>
-              <w:pStyle w:val="Prrafodelista"/>
-              <w:jc w:val="both"/>
-              <w:rPr>
-                <w:rFonts w:ascii="Calibri" w:hAnsi="Calibri" w:cs="Arial"/>
-                <w:i/>
-                <w:color w:val="0070C0"/>
-                <w:sz w:val="18"/>
-                <w:szCs w:val="20"/>
-                <w:lang w:eastAsia="es-CL"/>
-              </w:rPr>
-            </w:pPr>
-            <w:r>
-              <w:rPr>
-                <w:rFonts w:ascii="Calibri" w:hAnsi="Calibri" w:cs="Arial"/>
-                <w:i/>
-                <w:color w:val="0070C0"/>
-                <w:sz w:val="18"/>
-                <w:szCs w:val="20"/>
-                <w:lang w:eastAsia="es-CL"/>
-              </w:rPr>
-              <w:t>¿A qué dificultades</w:t>
-            </w:r>
-            <w:r>
-              <w:rPr>
-                <w:rFonts w:ascii="Calibri" w:hAnsi="Calibri" w:cs="Arial"/>
-                <w:i/>
-                <w:color w:val="0070C0"/>
-                <w:sz w:val="18"/>
-                <w:szCs w:val="20"/>
-                <w:lang w:eastAsia="es-CL"/>
-              </w:rPr>
-              <w:t xml:space="preserve"> enfrentaste en el desarrollo de tu Proyecto APT?</w:t>
-            </w:r>
-          </w:p>
-          <w:p>
-            <w:pPr>
-              <w:pStyle w:val="Prrafodelista"/>
-              <w:numPr>
-                <w:ilvl w:val="0"/>
-                <w:numId w:val="1"/>
-              </w:numPr>
-              <w:spacing w:after="0" w:line="240" w:lineRule="auto"/>
-              <w:ind w:left="318" w:hanging="284"/>
-              <w:jc w:val="both"/>
-              <w:rPr>
-                <w:rFonts w:ascii="Calibri" w:hAnsi="Calibri" w:cs="Arial"/>
-                <w:i/>
-                <w:color w:val="0070C0"/>
-                <w:sz w:val="18"/>
-                <w:szCs w:val="20"/>
-                <w:lang w:eastAsia="es-CL"/>
-              </w:rPr>
-            </w:pPr>
-            <w:r>
-              <w:rPr>
-                <w:rFonts w:ascii="Calibri" w:hAnsi="Calibri" w:cs="Arial"/>
-                <w:i/>
-                <w:color w:val="0070C0"/>
-                <w:sz w:val="18"/>
-                <w:szCs w:val="20"/>
-                <w:lang w:eastAsia="es-CL"/>
-              </w:rPr>
-              <w:t>A</w:t>
-            </w:r>
-            <w:r>
-              <w:rPr>
-                <w:rFonts w:ascii="Calibri" w:hAnsi="Calibri" w:cs="Arial"/>
-                <w:i/>
-                <w:color w:val="0070C0"/>
-                <w:sz w:val="18"/>
-                <w:szCs w:val="20"/>
-                <w:lang w:eastAsia="es-CL"/>
-              </w:rPr>
-              <w:t>justes</w:t>
-            </w:r>
-            <w:r>
-              <w:rPr>
-                <w:rFonts w:ascii="Calibri" w:hAnsi="Calibri" w:cs="Arial"/>
-                <w:i/>
-                <w:color w:val="0070C0"/>
-                <w:sz w:val="18"/>
-                <w:szCs w:val="20"/>
-                <w:lang w:eastAsia="es-CL"/>
-              </w:rPr>
-              <w:t xml:space="preserve"> realizados</w:t>
-            </w:r>
-            <w:r>
-              <w:rPr>
-                <w:rFonts w:ascii="Calibri" w:hAnsi="Calibri" w:cs="Arial"/>
-                <w:i/>
-                <w:color w:val="0070C0"/>
-                <w:sz w:val="18"/>
-                <w:szCs w:val="20"/>
-                <w:lang w:eastAsia="es-CL"/>
-              </w:rPr>
-              <w:t>.</w:t>
-            </w:r>
-          </w:p>
-          <w:p>
-            <w:pPr>
-              <w:ind w:left="720"/>
-              <w:rPr>
-                <w:rFonts w:ascii="Calibri" w:hAnsi="Calibri" w:cs="Arial"/>
-                <w:i/>
-                <w:color w:val="0070C0"/>
-                <w:sz w:val="18"/>
-                <w:szCs w:val="20"/>
-                <w:lang w:eastAsia="es-CL"/>
-              </w:rPr>
-            </w:pPr>
-            <w:r>
-              <w:rPr>
-                <w:rFonts w:ascii="Calibri" w:hAnsi="Calibri" w:cs="Arial"/>
-                <w:i/>
-                <w:color w:val="0070C0"/>
-                <w:sz w:val="18"/>
-                <w:szCs w:val="20"/>
-                <w:lang w:eastAsia="es-CL"/>
-              </w:rPr>
-              <w:t xml:space="preserve">¿Cómo abordaste las dificultades para cumplir con los objetivos? ¿Tuviste que hacer algún ajuste? ¿Qué ajuste? </w:t>
+            </w:pPr>
+            <w:r>
+              <w:rPr>
+                <w:rFonts w:ascii="Calibri" w:hAnsi="Calibri" w:cs="Calibri"/>
+                <w:b/>
+                <w:i w:val="0"/>
+                <w:sz w:val="20"/>
+              </w:rPr>
+              <w:t>Ajustes realizados</w:t>
+            </w:r>
+          </w:p>
+          <w:p>
+            <w:pPr>
+              <w:spacing w:before="0" w:after="20" w:line="240" w:lineRule="auto"/>
+              <w:ind w:left="200" w:hanging="160"/>
+              <w:jc w:val="left"/>
+            </w:pPr>
+            <w:r>
+              <w:rPr>
+                <w:rFonts w:ascii="Calibri" w:hAnsi="Calibri" w:cs="Calibri"/>
+                <w:b w:val="0"/>
+                <w:i w:val="0"/>
+                <w:sz w:val="20"/>
+              </w:rPr>
+              <w:t xml:space="preserve">• </w:t>
+            </w:r>
+            <w:r>
+              <w:rPr>
+                <w:rFonts w:ascii="Calibri" w:hAnsi="Calibri" w:cs="Calibri"/>
+                <w:b/>
+                <w:i w:val="0"/>
+                <w:sz w:val="20"/>
+              </w:rPr>
+              <w:t>Endurecer antes de agregar:</w:t>
+            </w:r>
+            <w:r>
+              <w:rPr>
+                <w:rFonts w:ascii="Calibri" w:hAnsi="Calibri" w:cs="Calibri"/>
+                <w:b w:val="0"/>
+                <w:i w:val="0"/>
+                <w:sz w:val="20"/>
+              </w:rPr>
+              <w:t xml:space="preserve"> tras la auditoría del 23 de septiembre se corrigieron primero los errores y los problemas de seguridad, y lo obsoleto se eliminó.</w:t>
+            </w:r>
+          </w:p>
+          <w:p>
+            <w:pPr>
+              <w:spacing w:before="0" w:after="20" w:line="240" w:lineRule="auto"/>
+              <w:ind w:left="200" w:hanging="160"/>
+              <w:jc w:val="left"/>
+            </w:pPr>
+            <w:r>
+              <w:rPr>
+                <w:rFonts w:ascii="Calibri" w:hAnsi="Calibri" w:cs="Calibri"/>
+                <w:b w:val="0"/>
+                <w:i w:val="0"/>
+                <w:sz w:val="20"/>
+              </w:rPr>
+              <w:t xml:space="preserve">• </w:t>
+            </w:r>
+            <w:r>
+              <w:rPr>
+                <w:rFonts w:ascii="Calibri" w:hAnsi="Calibri" w:cs="Calibri"/>
+                <w:b/>
+                <w:i w:val="0"/>
+                <w:sz w:val="20"/>
+              </w:rPr>
+              <w:t>Sin React:</w:t>
+            </w:r>
+            <w:r>
+              <w:rPr>
+                <w:rFonts w:ascii="Calibri" w:hAnsi="Calibri" w:cs="Calibri"/>
+                <w:b w:val="0"/>
+                <w:i w:val="0"/>
+                <w:sz w:val="20"/>
+              </w:rPr>
+              <w:t xml:space="preserve"> el panel se mantuvo en HTML/JS servido por NestJS con textos escapados, y el tiempo se usó en funcionalidades y pruebas.</w:t>
+            </w:r>
+          </w:p>
+          <w:p>
+            <w:pPr>
+              <w:spacing w:before="0" w:after="20" w:line="240" w:lineRule="auto"/>
+              <w:ind w:left="200" w:hanging="160"/>
+              <w:jc w:val="left"/>
+            </w:pPr>
+            <w:r>
+              <w:rPr>
+                <w:rFonts w:ascii="Calibri" w:hAnsi="Calibri" w:cs="Calibri"/>
+                <w:b w:val="0"/>
+                <w:i w:val="0"/>
+                <w:sz w:val="20"/>
+              </w:rPr>
+              <w:t xml:space="preserve">• </w:t>
+            </w:r>
+            <w:r>
+              <w:rPr>
+                <w:rFonts w:ascii="Calibri" w:hAnsi="Calibri" w:cs="Calibri"/>
+                <w:b/>
+                <w:i w:val="0"/>
+                <w:sz w:val="20"/>
+              </w:rPr>
+              <w:t>Alta autoservicio:</w:t>
+            </w:r>
+            <w:r>
+              <w:rPr>
+                <w:rFonts w:ascii="Calibri" w:hAnsi="Calibri" w:cs="Calibri"/>
+                <w:b w:val="0"/>
+                <w:i w:val="0"/>
+                <w:sz w:val="20"/>
+              </w:rPr>
+              <w:t xml:space="preserve"> el onboarding manual se reemplazó por registro con activación por pago; el cajero dejó de entrar a la web.</w:t>
+            </w:r>
+          </w:p>
+          <w:p>
+            <w:pPr>
+              <w:spacing w:before="0" w:after="20" w:line="240" w:lineRule="auto"/>
+              <w:ind w:left="200" w:hanging="160"/>
+              <w:jc w:val="left"/>
+            </w:pPr>
+            <w:r>
+              <w:rPr>
+                <w:rFonts w:ascii="Calibri" w:hAnsi="Calibri" w:cs="Calibri"/>
+                <w:b w:val="0"/>
+                <w:i w:val="0"/>
+                <w:sz w:val="20"/>
+              </w:rPr>
+              <w:t xml:space="preserve">• </w:t>
+            </w:r>
+            <w:r>
+              <w:rPr>
+                <w:rFonts w:ascii="Calibri" w:hAnsi="Calibri" w:cs="Calibri"/>
+                <w:b/>
+                <w:i w:val="0"/>
+                <w:sz w:val="20"/>
+              </w:rPr>
+              <w:t>Servidor propio:</w:t>
+            </w:r>
+            <w:r>
+              <w:rPr>
+                <w:rFonts w:ascii="Calibri" w:hAnsi="Calibri" w:cs="Calibri"/>
+                <w:b w:val="0"/>
+                <w:i w:val="0"/>
+                <w:sz w:val="20"/>
+              </w:rPr>
+              <w:t xml:space="preserve"> Primigenio con pm2, nginx, DuckDNS y ZeroTier en lugar de un VPS pagado; pago simulado como plan B.</w:t>
+            </w:r>
+          </w:p>
+          <w:p>
+            <w:pPr>
+              <w:spacing w:before="0" w:after="20" w:line="240" w:lineRule="auto"/>
+              <w:ind w:left="200" w:hanging="160"/>
+              <w:jc w:val="left"/>
+            </w:pPr>
+            <w:r>
+              <w:rPr>
+                <w:rFonts w:ascii="Calibri" w:hAnsi="Calibri" w:cs="Calibri"/>
+                <w:b w:val="0"/>
+                <w:i w:val="0"/>
+                <w:sz w:val="20"/>
+              </w:rPr>
+              <w:t xml:space="preserve">• </w:t>
+            </w:r>
+            <w:r>
+              <w:rPr>
+                <w:rFonts w:ascii="Calibri" w:hAnsi="Calibri" w:cs="Calibri"/>
+                <w:b/>
+                <w:i w:val="0"/>
+                <w:sz w:val="20"/>
+              </w:rPr>
+              <w:t>Trabajo futuro:</w:t>
+            </w:r>
+            <w:r>
+              <w:rPr>
+                <w:rFonts w:ascii="Calibri" w:hAnsi="Calibri" w:cs="Calibri"/>
+                <w:b w:val="0"/>
+                <w:i w:val="0"/>
+                <w:sz w:val="20"/>
+              </w:rPr>
+              <w:t xml:space="preserve"> integración con el SII, cifrado en reposo de la caja y chatbot.</w:t>
+            </w:r>
+          </w:p>
+          <w:p>
+            <w:pPr>
+              <w:spacing w:before="0" w:after="20" w:line="240" w:lineRule="auto"/>
+              <w:ind w:left="200" w:hanging="160"/>
+              <w:jc w:val="left"/>
+            </w:pPr>
+            <w:r>
+              <w:rPr>
+                <w:rFonts w:ascii="Calibri" w:hAnsi="Calibri" w:cs="Calibri"/>
+                <w:b w:val="0"/>
+                <w:i w:val="0"/>
+                <w:sz w:val="20"/>
+              </w:rPr>
+              <w:t xml:space="preserve">• </w:t>
+            </w:r>
+            <w:r>
+              <w:rPr>
+                <w:rFonts w:ascii="Calibri" w:hAnsi="Calibri" w:cs="Calibri"/>
+                <w:b/>
+                <w:i w:val="0"/>
+                <w:sz w:val="20"/>
+              </w:rPr>
+              <w:t>Proceso:</w:t>
+            </w:r>
+            <w:r>
+              <w:rPr>
+                <w:rFonts w:ascii="Calibri" w:hAnsi="Calibri" w:cs="Calibri"/>
+                <w:b w:val="0"/>
+                <w:i w:val="0"/>
+                <w:sz w:val="20"/>
+              </w:rPr>
+              <w:t xml:space="preserve"> regla común de redacción, recordatorio semanal de documentación, capacidad reservada para entregas académicas y cierre de historias de a una.</w:t>
+            </w:r>
+          </w:p>
+          <w:p>
+            <w:pPr>
+              <w:spacing w:after="0" w:before="0"/>
+              <w:rPr>
+                <w:sz w:val="4"/>
+              </w:rPr>
+            </w:pPr>
+            <w:r>
+              <w:rPr>
+                <w:sz w:val="4"/>
+              </w:rPr>
             </w:r>
           </w:p>
         </w:tc>
@@ -1971,92 +3119,423 @@
           </w:tcPr>
           <w:p>
             <w:pPr>
-              <w:pStyle w:val="Prrafodelista"/>
-              <w:numPr>
-                <w:ilvl w:val="0"/>
-                <w:numId w:val="1"/>
-              </w:numPr>
-              <w:spacing w:after="0" w:line="240" w:lineRule="auto"/>
-              <w:ind w:left="314" w:hanging="284"/>
+              <w:spacing w:after="60" w:line="240" w:lineRule="auto" w:before="0"/>
               <w:jc w:val="both"/>
-              <w:rPr>
-                <w:rFonts w:ascii="Calibri" w:hAnsi="Calibri" w:cs="Arial"/>
-                <w:i/>
-                <w:iCs/>
-                <w:color w:val="0070C0"/>
-                <w:sz w:val="18"/>
-                <w:szCs w:val="20"/>
-                <w:lang w:eastAsia="es-CL"/>
-              </w:rPr>
-            </w:pPr>
-            <w:r>
-              <w:rPr>
-                <w:rFonts w:ascii="Calibri" w:hAnsi="Calibri" w:cs="Arial"/>
-                <w:i/>
-                <w:iCs/>
-                <w:color w:val="0070C0"/>
-                <w:sz w:val="18"/>
-                <w:szCs w:val="20"/>
-                <w:lang w:eastAsia="es-CL"/>
-              </w:rPr>
-              <w:t>Adjunta</w:t>
-            </w:r>
-            <w:r>
-              <w:rPr>
-                <w:rFonts w:ascii="Calibri" w:hAnsi="Calibri" w:cs="Arial"/>
-                <w:i/>
-                <w:iCs/>
-                <w:color w:val="0070C0"/>
-                <w:sz w:val="18"/>
-                <w:szCs w:val="20"/>
-                <w:lang w:eastAsia="es-CL"/>
-              </w:rPr>
-              <w:t xml:space="preserve"> </w:t>
-            </w:r>
-            <w:r>
-              <w:rPr>
-                <w:rFonts w:ascii="Calibri" w:hAnsi="Calibri" w:cs="Arial"/>
-                <w:i/>
-                <w:iCs/>
-                <w:color w:val="0070C0"/>
-                <w:sz w:val="18"/>
-                <w:szCs w:val="20"/>
-                <w:lang w:eastAsia="es-CL"/>
-              </w:rPr>
-              <w:t>evidencias que permitan dar cuenta del desarrollo del Proyecto APT y sus resultados finales.</w:t>
-            </w:r>
-          </w:p>
-          <w:p>
-            <w:pPr>
-              <w:ind w:left="743"/>
-              <w:rPr>
-                <w:b/>
-                <w:i/>
-                <w:color w:val="0070C0"/>
-                <w:sz w:val="18"/>
-              </w:rPr>
-            </w:pPr>
-            <w:r>
-              <w:rPr>
-                <w:rFonts w:ascii="Calibri" w:hAnsi="Calibri" w:cs="Arial"/>
-                <w:i/>
-                <w:color w:val="0070C0"/>
-                <w:sz w:val="18"/>
-                <w:szCs w:val="20"/>
-                <w:lang w:eastAsia="es-CL"/>
-              </w:rPr>
-              <w:t>¿Qué evidencias pueden servir para que los demás puedan visualizar y entender las distintas etapas de tu Proyecto APT y el resultado final?</w:t>
-            </w:r>
-            <w:r>
-              <w:rPr>
-                <w:rFonts w:ascii="Calibri" w:hAnsi="Calibri" w:cs="Arial"/>
-                <w:i/>
-                <w:color w:val="0070C0"/>
-                <w:sz w:val="18"/>
-                <w:szCs w:val="20"/>
-                <w:lang w:eastAsia="es-CL"/>
-              </w:rPr>
-              <w:t xml:space="preserve"> </w:t>
+            </w:pPr>
+            <w:r>
+              <w:rPr>
+                <w:rFonts w:ascii="Calibri" w:hAnsi="Calibri" w:cs="Calibri"/>
+                <w:b w:val="0"/>
+                <w:i w:val="0"/>
+                <w:sz w:val="20"/>
+              </w:rPr>
+              <w:t xml:space="preserve">Las evidencias están en el repositorio de entregas (https://github.com/Chazito/Walkan), carpetas </w:t>
+            </w:r>
+            <w:r>
+              <w:rPr>
+                <w:rFonts w:ascii="Calibri" w:hAnsi="Calibri" w:cs="Calibri"/>
+                <w:b/>
+                <w:i w:val="0"/>
+                <w:sz w:val="20"/>
+              </w:rPr>
+              <w:t>Fase 1</w:t>
+            </w:r>
+            <w:r>
+              <w:rPr>
+                <w:rFonts w:ascii="Calibri" w:hAnsi="Calibri" w:cs="Calibri"/>
+                <w:b w:val="0"/>
+                <w:i w:val="0"/>
+                <w:sz w:val="20"/>
+              </w:rPr>
+              <w:t xml:space="preserve"> y </w:t>
+            </w:r>
+            <w:r>
+              <w:rPr>
+                <w:rFonts w:ascii="Calibri" w:hAnsi="Calibri" w:cs="Calibri"/>
+                <w:b/>
+                <w:i w:val="0"/>
+                <w:sz w:val="20"/>
+              </w:rPr>
+              <w:t>Fase 2</w:t>
+            </w:r>
+            <w:r>
+              <w:rPr>
+                <w:rFonts w:ascii="Calibri" w:hAnsi="Calibri" w:cs="Calibri"/>
+                <w:b w:val="0"/>
+                <w:i w:val="0"/>
+                <w:sz w:val="20"/>
+              </w:rPr>
+              <w:t>, y el código en GitLab (https://gitlab.com/insomnia-group1/walkan).</w:t>
+            </w:r>
+          </w:p>
+          <w:p>
+            <w:pPr>
+              <w:spacing w:before="80" w:after="60" w:line="240" w:lineRule="auto"/>
+              <w:jc w:val="both"/>
+            </w:pPr>
+            <w:r>
+              <w:rPr>
+                <w:rFonts w:ascii="Calibri" w:hAnsi="Calibri" w:cs="Calibri"/>
+                <w:b/>
+                <w:i w:val="0"/>
+                <w:sz w:val="20"/>
+              </w:rPr>
+              <w:t>Planificación y metodología</w:t>
+            </w:r>
+          </w:p>
+          <w:p>
+            <w:pPr>
+              <w:spacing w:before="0" w:after="20" w:line="240" w:lineRule="auto"/>
+              <w:ind w:left="200" w:hanging="160"/>
+              <w:jc w:val="left"/>
+            </w:pPr>
+            <w:r>
+              <w:rPr>
+                <w:rFonts w:ascii="Calibri" w:hAnsi="Calibri" w:cs="Calibri"/>
+                <w:b w:val="0"/>
+                <w:i w:val="0"/>
+                <w:sz w:val="20"/>
+              </w:rPr>
+              <w:t xml:space="preserve">• </w:t>
+            </w:r>
+            <w:r>
+              <w:rPr>
+                <w:rFonts w:ascii="Calibri" w:hAnsi="Calibri" w:cs="Calibri"/>
+                <w:b/>
+                <w:i w:val="0"/>
+                <w:sz w:val="20"/>
+              </w:rPr>
+              <w:t>Guía 1.5 – Definición del proyecto, Informe Walkan y Planificación:</w:t>
+            </w:r>
+            <w:r>
+              <w:rPr>
+                <w:rFonts w:ascii="Calibri" w:hAnsi="Calibri" w:cs="Calibri"/>
+                <w:b w:val="0"/>
+                <w:i w:val="0"/>
+                <w:sz w:val="20"/>
+              </w:rPr>
+              <w:t xml:space="preserve"> problema, objetivos, alcance, visión, backlog, épicas e historias, Impact Map y Story Map.</w:t>
+            </w:r>
+          </w:p>
+          <w:p>
+            <w:pPr>
+              <w:spacing w:before="0" w:after="20" w:line="240" w:lineRule="auto"/>
+              <w:ind w:left="200" w:hanging="160"/>
+              <w:jc w:val="left"/>
+            </w:pPr>
+            <w:r>
+              <w:rPr>
+                <w:rFonts w:ascii="Calibri" w:hAnsi="Calibri" w:cs="Calibri"/>
+                <w:b w:val="0"/>
+                <w:i w:val="0"/>
+                <w:sz w:val="20"/>
+              </w:rPr>
+              <w:t xml:space="preserve">• </w:t>
+            </w:r>
+            <w:r>
+              <w:rPr>
+                <w:rFonts w:ascii="Calibri" w:hAnsi="Calibri" w:cs="Calibri"/>
+                <w:b/>
+                <w:i w:val="0"/>
+                <w:sz w:val="20"/>
+              </w:rPr>
+              <w:t>Evidencias Ágiles:</w:t>
+            </w:r>
+            <w:r>
+              <w:rPr>
+                <w:rFonts w:ascii="Calibri" w:hAnsi="Calibri" w:cs="Calibri"/>
+                <w:b w:val="0"/>
+                <w:i w:val="0"/>
+                <w:sz w:val="20"/>
+              </w:rPr>
+              <w:t xml:space="preserve"> sprint backlog, Scrumboard, burndowns, dailies, impedimentos, Sprint Reviews y retrospectivas; muestran cómo se aplicó Scrum y el aporte de cada integrante.</w:t>
+            </w:r>
+          </w:p>
+          <w:p>
+            <w:pPr>
+              <w:spacing w:before="0" w:after="20" w:line="240" w:lineRule="auto"/>
+              <w:ind w:left="200" w:hanging="160"/>
+              <w:jc w:val="left"/>
+            </w:pPr>
+            <w:r>
+              <w:rPr>
+                <w:rFonts w:ascii="Calibri" w:hAnsi="Calibri" w:cs="Calibri"/>
+                <w:b w:val="0"/>
+                <w:i w:val="0"/>
+                <w:sz w:val="20"/>
+              </w:rPr>
+              <w:t xml:space="preserve">• </w:t>
+            </w:r>
+            <w:r>
+              <w:rPr>
+                <w:rFonts w:ascii="Calibri" w:hAnsi="Calibri" w:cs="Calibri"/>
+                <w:b/>
+                <w:i w:val="0"/>
+                <w:sz w:val="20"/>
+              </w:rPr>
+              <w:t>Carta Gantt y Guía 2.4 – Desarrollo del proyecto:</w:t>
+            </w:r>
+            <w:r>
+              <w:rPr>
+                <w:rFonts w:ascii="Calibri" w:hAnsi="Calibri" w:cs="Calibri"/>
+                <w:b w:val="0"/>
+                <w:i w:val="0"/>
+                <w:sz w:val="20"/>
+              </w:rPr>
+              <w:t xml:space="preserve"> plan de trabajo con estado de avance y ajustes de cada actividad.</w:t>
+            </w:r>
+          </w:p>
+          <w:p>
+            <w:pPr>
+              <w:spacing w:before="0" w:after="20" w:line="240" w:lineRule="auto"/>
+              <w:ind w:left="200" w:hanging="160"/>
+              <w:jc w:val="left"/>
+            </w:pPr>
+            <w:r>
+              <w:rPr>
+                <w:rFonts w:ascii="Calibri" w:hAnsi="Calibri" w:cs="Calibri"/>
+                <w:b w:val="0"/>
+                <w:i w:val="0"/>
+                <w:sz w:val="20"/>
+              </w:rPr>
+              <w:t xml:space="preserve">• </w:t>
+            </w:r>
+            <w:r>
+              <w:rPr>
+                <w:rFonts w:ascii="Calibri" w:hAnsi="Calibri" w:cs="Calibri"/>
+                <w:b/>
+                <w:i w:val="0"/>
+                <w:sz w:val="20"/>
+              </w:rPr>
+              <w:t>Escalabilidad económica (Word y Excel):</w:t>
+            </w:r>
+            <w:r>
+              <w:rPr>
+                <w:rFonts w:ascii="Calibri" w:hAnsi="Calibri" w:cs="Calibri"/>
+                <w:b w:val="0"/>
+                <w:i w:val="0"/>
+                <w:sz w:val="20"/>
+              </w:rPr>
+              <w:t xml:space="preserve"> recuperación de la inversión con tres escenarios de captación.</w:t>
+            </w:r>
+          </w:p>
+          <w:p>
+            <w:pPr>
+              <w:spacing w:before="80" w:after="60" w:line="240" w:lineRule="auto"/>
+              <w:jc w:val="both"/>
+            </w:pPr>
+            <w:r>
+              <w:rPr>
+                <w:rFonts w:ascii="Calibri" w:hAnsi="Calibri" w:cs="Calibri"/>
+                <w:b/>
+                <w:i w:val="0"/>
+                <w:sz w:val="20"/>
+              </w:rPr>
+              <w:t>Diseño</w:t>
+            </w:r>
+          </w:p>
+          <w:p>
+            <w:pPr>
+              <w:spacing w:before="0" w:after="20" w:line="240" w:lineRule="auto"/>
+              <w:ind w:left="200" w:hanging="160"/>
+              <w:jc w:val="left"/>
+            </w:pPr>
+            <w:r>
+              <w:rPr>
+                <w:rFonts w:ascii="Calibri" w:hAnsi="Calibri" w:cs="Calibri"/>
+                <w:b w:val="0"/>
+                <w:i w:val="0"/>
+                <w:sz w:val="20"/>
+              </w:rPr>
+              <w:t xml:space="preserve">• </w:t>
+            </w:r>
+            <w:r>
+              <w:rPr>
+                <w:rFonts w:ascii="Calibri" w:hAnsi="Calibri" w:cs="Calibri"/>
+                <w:b w:val="0"/>
+                <w:i w:val="0"/>
+                <w:sz w:val="20"/>
+              </w:rPr>
+              <w:t>Arquitectura por capas y de despliegue, modelos entidad-relación de la caja y de la nube, y el registro de decisiones D-01 a D-15.</w:t>
+            </w:r>
+          </w:p>
+          <w:p>
+            <w:pPr>
+              <w:spacing w:before="80" w:after="60" w:line="240" w:lineRule="auto"/>
+              <w:jc w:val="both"/>
+            </w:pPr>
+            <w:r>
+              <w:rPr>
+                <w:rFonts w:ascii="Calibri" w:hAnsi="Calibri" w:cs="Calibri"/>
+                <w:b/>
+                <w:i w:val="0"/>
+                <w:sz w:val="20"/>
+              </w:rPr>
+              <w:t>Producto y resultados</w:t>
+            </w:r>
+          </w:p>
+          <w:p>
+            <w:pPr>
+              <w:spacing w:before="0" w:after="20" w:line="240" w:lineRule="auto"/>
+              <w:ind w:left="200" w:hanging="160"/>
+              <w:jc w:val="left"/>
+            </w:pPr>
+            <w:r>
+              <w:rPr>
+                <w:rFonts w:ascii="Calibri" w:hAnsi="Calibri" w:cs="Calibri"/>
+                <w:b w:val="0"/>
+                <w:i w:val="0"/>
+                <w:sz w:val="20"/>
+              </w:rPr>
+              <w:t xml:space="preserve">• </w:t>
+            </w:r>
+            <w:r>
+              <w:rPr>
+                <w:rFonts w:ascii="Calibri" w:hAnsi="Calibri" w:cs="Calibri"/>
+                <w:b/>
+                <w:i w:val="0"/>
+                <w:sz w:val="20"/>
+              </w:rPr>
+              <w:t>Caja en el TV Box:</w:t>
+            </w:r>
+            <w:r>
+              <w:rPr>
+                <w:rFonts w:ascii="Calibri" w:hAnsi="Calibri" w:cs="Calibri"/>
+                <w:b w:val="0"/>
+                <w:i w:val="0"/>
+                <w:sz w:val="20"/>
+              </w:rPr>
+              <w:t xml:space="preserve"> venta por teclado y lector, comprobante correlativo, funcionamiento sin internet y sincronización.</w:t>
+            </w:r>
+          </w:p>
+          <w:p>
+            <w:pPr>
+              <w:spacing w:before="0" w:after="20" w:line="240" w:lineRule="auto"/>
+              <w:ind w:left="200" w:hanging="160"/>
+              <w:jc w:val="left"/>
+            </w:pPr>
+            <w:r>
+              <w:rPr>
+                <w:rFonts w:ascii="Calibri" w:hAnsi="Calibri" w:cs="Calibri"/>
+                <w:b w:val="0"/>
+                <w:i w:val="0"/>
+                <w:sz w:val="20"/>
+              </w:rPr>
+              <w:t xml:space="preserve">• </w:t>
+            </w:r>
+            <w:r>
+              <w:rPr>
+                <w:rFonts w:ascii="Calibri" w:hAnsi="Calibri" w:cs="Calibri"/>
+                <w:b/>
+                <w:i w:val="0"/>
+                <w:sz w:val="20"/>
+              </w:rPr>
+              <w:t>Walkan Web en el servidor Primigenio:</w:t>
+            </w:r>
+            <w:r>
+              <w:rPr>
+                <w:rFonts w:ascii="Calibri" w:hAnsi="Calibri" w:cs="Calibri"/>
+                <w:b w:val="0"/>
+                <w:i w:val="0"/>
+                <w:sz w:val="20"/>
+              </w:rPr>
+              <w:t xml:space="preserve"> registro y pago, activación, panel del dueño (inventario, ventas, proveedores, compras, analíticas, «Mi plan») y administración.</w:t>
+            </w:r>
+          </w:p>
+          <w:p>
+            <w:pPr>
+              <w:spacing w:before="0" w:after="20" w:line="240" w:lineRule="auto"/>
+              <w:ind w:left="200" w:hanging="160"/>
+              <w:jc w:val="left"/>
+            </w:pPr>
+            <w:r>
+              <w:rPr>
+                <w:rFonts w:ascii="Calibri" w:hAnsi="Calibri" w:cs="Calibri"/>
+                <w:b w:val="0"/>
+                <w:i w:val="0"/>
+                <w:sz w:val="20"/>
+              </w:rPr>
+              <w:t xml:space="preserve">• </w:t>
+            </w:r>
+            <w:r>
+              <w:rPr>
+                <w:rFonts w:ascii="Calibri" w:hAnsi="Calibri" w:cs="Calibri"/>
+                <w:b/>
+                <w:i w:val="0"/>
+                <w:sz w:val="20"/>
+              </w:rPr>
+              <w:t>Pruebas:</w:t>
+            </w:r>
+            <w:r>
+              <w:rPr>
+                <w:rFonts w:ascii="Calibri" w:hAnsi="Calibri" w:cs="Calibri"/>
+                <w:b w:val="0"/>
+                <w:i w:val="0"/>
+                <w:sz w:val="20"/>
+              </w:rPr>
+              <w:t xml:space="preserve"> 77 pruebas Playwright (aislamiento entre negocios, XSS, lotes FEFO, compras, móvil y accesibilidad), pruebas de idempotencia de la sincronización y chequeos de predicción y lotes.</w:t>
+            </w:r>
+          </w:p>
+          <w:p>
+            <w:pPr>
+              <w:spacing w:before="0" w:after="20" w:line="240" w:lineRule="auto"/>
+              <w:ind w:left="200" w:hanging="160"/>
+              <w:jc w:val="left"/>
+            </w:pPr>
+            <w:r>
+              <w:rPr>
+                <w:rFonts w:ascii="Calibri" w:hAnsi="Calibri" w:cs="Calibri"/>
+                <w:b w:val="0"/>
+                <w:i w:val="0"/>
+                <w:sz w:val="20"/>
+              </w:rPr>
+              <w:t xml:space="preserve">• </w:t>
+            </w:r>
+            <w:r>
+              <w:rPr>
+                <w:rFonts w:ascii="Calibri" w:hAnsi="Calibri" w:cs="Calibri"/>
+                <w:b/>
+                <w:i w:val="0"/>
+                <w:sz w:val="20"/>
+              </w:rPr>
+              <w:t>Presentación Fase 2 y demo en vivo:</w:t>
+            </w:r>
+            <w:r>
+              <w:rPr>
+                <w:rFonts w:ascii="Calibri" w:hAnsi="Calibri" w:cs="Calibri"/>
+                <w:b w:val="0"/>
+                <w:i w:val="0"/>
+                <w:sz w:val="20"/>
+              </w:rPr>
+              <w:t xml:space="preserve"> recorrido completo desde el sitio comercial hasta la predicción de compras.</w:t>
+            </w:r>
+          </w:p>
+          <w:p>
+            <w:pPr>
+              <w:spacing w:before="0" w:after="60" w:line="240" w:lineRule="auto"/>
+              <w:jc w:val="both"/>
+            </w:pPr>
+            <w:r>
+              <w:rPr>
+                <w:rFonts w:ascii="Calibri" w:hAnsi="Calibri" w:cs="Calibri"/>
+                <w:b w:val="0"/>
+                <w:i w:val="0"/>
+                <w:sz w:val="20"/>
+              </w:rPr>
+              <w:t>Al cierre del proyecto se agregarán el informe de pruebas con la caja real, el manual de usuario y la grabación o demo de la defensa.</w:t>
+            </w:r>
+          </w:p>
+          <w:p>
+            <w:pPr>
+              <w:spacing w:after="0" w:before="0"/>
+              <w:rPr>
+                <w:sz w:val="4"/>
+              </w:rPr>
+            </w:pPr>
+            <w:r>
+              <w:rPr>
+                <w:sz w:val="4"/>
+              </w:rPr>
             </w:r>
           </w:p>
         </w:tc>
@@ -2133,167 +3612,121 @@
           </w:tcPr>
           <w:p>
             <w:pPr>
-              <w:pStyle w:val="Prrafodelista"/>
-              <w:numPr>
-                <w:ilvl w:val="0"/>
-                <w:numId w:val="1"/>
-              </w:numPr>
-              <w:spacing w:after="0" w:line="240" w:lineRule="auto"/>
-              <w:ind w:left="314" w:hanging="284"/>
+              <w:spacing w:after="60" w:line="240" w:lineRule="auto" w:before="0"/>
               <w:jc w:val="both"/>
-              <w:rPr>
-                <w:rFonts w:ascii="Calibri" w:hAnsi="Calibri" w:cs="Arial"/>
+            </w:pPr>
+            <w:r>
+              <w:rPr>
+                <w:rFonts w:ascii="Calibri" w:hAnsi="Calibri" w:cs="Calibri"/>
+                <w:b/>
+                <w:i w:val="0"/>
+                <w:sz w:val="20"/>
+              </w:rPr>
+              <w:t>Reflexión del equipo</w:t>
+            </w:r>
+          </w:p>
+          <w:p>
+            <w:pPr>
+              <w:spacing w:before="0" w:after="60" w:line="240" w:lineRule="auto"/>
+              <w:jc w:val="both"/>
+            </w:pPr>
+            <w:r>
+              <w:rPr>
+                <w:rFonts w:ascii="Calibri" w:hAnsi="Calibri" w:cs="Calibri"/>
+                <w:b w:val="0"/>
+                <w:i w:val="0"/>
+                <w:sz w:val="20"/>
+              </w:rPr>
+              <w:t>Al inicio planteamos nuestro interés por el emprendimiento tecnológico, la arquitectura de software moderna y la automatización de procesos de negocio. El proyecto confirmó esos intereses y los precisó: más que una tecnología de interfaz en particular, nos interesa construir sistemas confiables (operaciones transaccionales, funcionamiento sin conexión, aislamiento entre clientes), cuidar su calidad con pruebas automatizadas y revisiones de seguridad, y convertir datos de ventas en decisiones útiles para el negocio. También aprendimos que la gestión del proyecto y la documentación son parte del producto, no un trámite.</w:t>
+            </w:r>
+          </w:p>
+          <w:p>
+            <w:pPr>
+              <w:spacing w:before="0" w:after="60" w:line="240" w:lineRule="auto"/>
+              <w:jc w:val="both"/>
+            </w:pPr>
+            <w:r>
+              <w:rPr>
+                <w:rFonts w:ascii="Calibri" w:hAnsi="Calibri" w:cs="Calibri"/>
+                <w:b w:val="0"/>
+                <w:i w:val="0"/>
+                <w:sz w:val="20"/>
+              </w:rPr>
+              <w:t>Como proyección, nos interesa seguir en el desarrollo backend y fullstack de soluciones para el comercio, la logística y las pymes, profundizar en arquitectura de software, calidad y análisis de datos, y evaluar la continuidad de Walkan como producto: un piloto en un almacén real, la integración con el SII y el cobro recurrente son los siguientes pasos naturales.</w:t>
+            </w:r>
+          </w:p>
+          <w:p>
+            <w:pPr>
+              <w:spacing w:before="80" w:after="60" w:line="240" w:lineRule="auto"/>
+              <w:jc w:val="both"/>
+            </w:pPr>
+            <w:r>
+              <w:rPr>
+                <w:rFonts w:ascii="Calibri" w:hAnsi="Calibri" w:cs="Calibri"/>
+                <w:b/>
+                <w:i w:val="0"/>
+                <w:sz w:val="20"/>
+              </w:rPr>
+              <w:t>Franco Núñez</w:t>
+            </w:r>
+          </w:p>
+          <w:p>
+            <w:pPr>
+              <w:spacing w:before="0" w:after="60" w:line="240" w:lineRule="auto"/>
+              <w:jc w:val="both"/>
+            </w:pPr>
+            <w:r>
+              <w:rPr>
+                <w:rFonts w:ascii="Calibri" w:hAnsi="Calibri" w:cs="Calibri"/>
+                <w:b w:val="0"/>
+                <w:i w:val="0"/>
+                <w:sz w:val="20"/>
+              </w:rPr>
+              <w:t>El proyecto me confirmó el interés por el desarrollo backend y por los sistemas de inventario y comercio, un área que también conocí en mi práctica profesional en una empresa de comercio electrónico. Trabajar el módulo de inventario y predicción me mostró el valor de diseñar bien los datos antes de programar, de las pruebas automatizadas y de las auditorías de seguridad, y aprendí a usar asistentes de IA como herramienta de revisión y aprendizaje, verificando siempre su trabajo con pruebas. Me proyecto como desarrollador de software en soluciones para comercio y logística, y quiero seguir profundizando en arquitectura, calidad y análisis de datos aplicado al negocio.</w:t>
+            </w:r>
+          </w:p>
+          <w:p>
+            <w:pPr>
+              <w:spacing w:before="80" w:after="60" w:line="240" w:lineRule="auto"/>
+              <w:jc w:val="both"/>
+            </w:pPr>
+            <w:r>
+              <w:rPr>
+                <w:rFonts w:ascii="Calibri" w:hAnsi="Calibri" w:cs="Calibri"/>
+                <w:b/>
+                <w:i w:val="0"/>
+                <w:sz w:val="20"/>
+              </w:rPr>
+              <w:t>Álvaro Barrera</w:t>
+            </w:r>
+          </w:p>
+          <w:p>
+            <w:pPr>
+              <w:spacing w:before="0" w:after="60" w:line="240" w:lineRule="auto"/>
+              <w:jc w:val="both"/>
+            </w:pPr>
+            <w:r>
+              <w:rPr>
+                <w:rFonts w:ascii="Calibri" w:hAnsi="Calibri" w:cs="Calibri"/>
+                <w:b w:val="0"/>
                 <w:i/>
-                <w:iCs/>
-                <w:color w:val="0070C0"/>
-                <w:sz w:val="18"/>
-                <w:szCs w:val="18"/>
-                <w:lang w:eastAsia="es-CL"/>
-              </w:rPr>
-            </w:pPr>
-            <w:r>
-              <w:rPr>
-                <w:rFonts w:ascii="Calibri" w:hAnsi="Calibri" w:cs="Arial"/>
-                <w:i/>
-                <w:iCs/>
-                <w:color w:val="0070C0"/>
-                <w:sz w:val="18"/>
-                <w:szCs w:val="18"/>
-                <w:lang w:eastAsia="es-CL"/>
-              </w:rPr>
-              <w:t xml:space="preserve">Reflexión sobre el aporte del Proyecto APT en el </w:t>
-            </w:r>
-            <w:r>
-              <w:rPr>
-                <w:rFonts w:ascii="Calibri" w:hAnsi="Calibri" w:cs="Arial"/>
-                <w:i/>
-                <w:iCs/>
-                <w:color w:val="0070C0"/>
-                <w:sz w:val="18"/>
-                <w:szCs w:val="18"/>
-                <w:lang w:eastAsia="es-CL"/>
-              </w:rPr>
-              <w:t xml:space="preserve">desarrollo </w:t>
-            </w:r>
-            <w:r>
-              <w:rPr>
-                <w:rFonts w:ascii="Calibri" w:hAnsi="Calibri" w:cs="Arial"/>
-                <w:i/>
-                <w:iCs/>
-                <w:color w:val="0070C0"/>
-                <w:sz w:val="18"/>
-                <w:szCs w:val="18"/>
-                <w:lang w:eastAsia="es-CL"/>
-              </w:rPr>
-              <w:t>de los intereses profesionales.</w:t>
-            </w:r>
-          </w:p>
-          <w:p>
-            <w:pPr>
-              <w:pStyle w:val="Prrafodelista"/>
-              <w:jc w:val="both"/>
-              <w:rPr>
-                <w:rFonts w:ascii="Calibri" w:hAnsi="Calibri" w:cs="Arial"/>
-                <w:i/>
-                <w:color w:val="0070C0"/>
-                <w:sz w:val="18"/>
-                <w:szCs w:val="20"/>
-                <w:lang w:eastAsia="es-CL"/>
-              </w:rPr>
-            </w:pPr>
-            <w:r>
-              <w:rPr>
-                <w:rFonts w:ascii="Calibri" w:hAnsi="Calibri" w:cs="Arial"/>
-                <w:i/>
-                <w:color w:val="0070C0"/>
-                <w:sz w:val="18"/>
-                <w:szCs w:val="20"/>
-                <w:lang w:eastAsia="es-CL"/>
-              </w:rPr>
-              <w:t>¿De qué manera tu Proyecto APT te sirvió para tener mayor conocimiento de tus intereses profesionales? Luego de terminar tu Proyecto APT, ¿tus intereses profesionales siguen siendo los mismos que planteaste al comienzo de la asignatura?</w:t>
-            </w:r>
-          </w:p>
-          <w:p>
-            <w:pPr>
-              <w:pStyle w:val="Prrafodelista"/>
-              <w:numPr>
-                <w:ilvl w:val="0"/>
-                <w:numId w:val="1"/>
-              </w:numPr>
-              <w:spacing w:after="0" w:line="240" w:lineRule="auto"/>
-              <w:ind w:left="314" w:hanging="284"/>
-              <w:jc w:val="both"/>
-              <w:rPr>
-                <w:rFonts w:ascii="Calibri" w:hAnsi="Calibri" w:cs="Arial"/>
-                <w:i/>
-                <w:iCs/>
-                <w:color w:val="0070C0"/>
-                <w:sz w:val="18"/>
-                <w:szCs w:val="20"/>
-                <w:lang w:eastAsia="es-CL"/>
-              </w:rPr>
-            </w:pPr>
-            <w:r>
-              <w:rPr>
-                <w:rFonts w:ascii="Calibri" w:hAnsi="Calibri" w:cs="Arial"/>
-                <w:i/>
-                <w:iCs/>
-                <w:color w:val="0070C0"/>
-                <w:sz w:val="18"/>
-                <w:szCs w:val="20"/>
-                <w:lang w:eastAsia="es-CL"/>
-              </w:rPr>
-              <w:t>Proyecciones laborales a partir de Proyecto APT.</w:t>
-            </w:r>
-          </w:p>
-          <w:p>
-            <w:pPr>
-              <w:pStyle w:val="Prrafodelista"/>
-              <w:jc w:val="both"/>
-              <w:rPr>
-                <w:rFonts w:ascii="Calibri" w:hAnsi="Calibri" w:cs="Arial"/>
-                <w:i/>
-                <w:color w:val="0070C0"/>
-                <w:sz w:val="18"/>
-                <w:szCs w:val="20"/>
-                <w:lang w:eastAsia="es-CL"/>
-              </w:rPr>
-            </w:pPr>
-            <w:r>
-              <w:rPr>
-                <w:rFonts w:ascii="Calibri" w:hAnsi="Calibri" w:cs="Arial"/>
-                <w:i/>
-                <w:color w:val="0070C0"/>
-                <w:sz w:val="18"/>
-                <w:szCs w:val="20"/>
-                <w:lang w:eastAsia="es-CL"/>
-              </w:rPr>
-              <w:t>¿Qué intereses profesionales te gustaría explorar o seguir profundizando?</w:t>
-            </w:r>
-          </w:p>
-          <w:p>
-            <w:pPr>
-              <w:pStyle w:val="Prrafodelista"/>
-              <w:jc w:val="both"/>
-              <w:rPr>
-                <w:rFonts w:ascii="Calibri" w:hAnsi="Calibri" w:cs="Arial"/>
-                <w:i/>
-                <w:color w:val="0070C0"/>
-                <w:sz w:val="18"/>
-                <w:szCs w:val="20"/>
-                <w:lang w:eastAsia="es-CL"/>
-              </w:rPr>
-            </w:pPr>
-            <w:r>
-              <w:rPr>
-                <w:rFonts w:ascii="Calibri" w:hAnsi="Calibri" w:cs="Arial"/>
-                <w:i/>
-                <w:color w:val="0070C0"/>
-                <w:sz w:val="18"/>
-                <w:szCs w:val="20"/>
-                <w:lang w:eastAsia="es-CL"/>
-              </w:rPr>
-              <w:t xml:space="preserve">¿Cómo te proyectas laboralmente después de haber terminado tu Proyecto APT? </w:t>
+                <w:sz w:val="20"/>
+                <w:highlight w:val="yellow"/>
+              </w:rPr>
+              <w:t>[Álvaro: completar con tu reflexión. Por ejemplo: qué te enseñó el proyecto sobre tus intereses profesionales (caja en el TV Box, infraestructura y despliegue, pagos, seguridad), si cambiaron respecto al inicio de la asignatura y cómo te proyectas laboralmente.]</w:t>
+            </w:r>
+          </w:p>
+          <w:p>
+            <w:pPr>
+              <w:spacing w:after="0" w:before="0"/>
+              <w:rPr>
+                <w:sz w:val="4"/>
+              </w:rPr>
+            </w:pPr>
+            <w:r>
+              <w:rPr>
+                <w:sz w:val="4"/>
+              </w:rPr>
             </w:r>
           </w:p>
         </w:tc>
